--- a/測試數據作圖產生器_使用說明書_完整圖文版.docx
+++ b/測試數據作圖產生器_使用說明書_完整圖文版.docx
@@ -29,7 +29,7 @@
           <w:color w:val="666666"/>
           <w:sz w:val="20"/>
         </w:rPr>
-        <w:t>版本：v2.7（2026-10-15 更新）　|　檔案：測試數據作圖產生器.html</w:t>
+        <w:t>版本：v2.7（2026-10-15 更新）　|　淺色主題截圖版　|　檔案：測試數據作圖產生器.html</w:t>
       </w:r>
     </w:p>
     <w:p>
@@ -174,7 +174,7 @@
         <w:drawing>
           <wp:inline xmlns:a="http://schemas.openxmlformats.org/drawingml/2006/main" xmlns:pic="http://schemas.openxmlformats.org/drawingml/2006/picture">
             <wp:extent cx="5669280" cy="2872435"/>
-            <wp:docPr id="28" name="Picture 28"/>
+            <wp:docPr id="44" name="Picture 44"/>
             <wp:cNvGraphicFramePr>
               <a:graphicFrameLocks noChangeAspect="1"/>
             </wp:cNvGraphicFramePr>
@@ -182,11 +182,11 @@
               <a:graphicData uri="http://schemas.openxmlformats.org/drawingml/2006/picture">
                 <pic:pic>
                   <pic:nvPicPr>
-                    <pic:cNvPr id="0" name="s17_initial.png"/>
+                    <pic:cNvPr id="0" name="lt01_initial.png"/>
                     <pic:cNvPicPr/>
                   </pic:nvPicPr>
                   <pic:blipFill>
-                    <a:blip r:embed="rId36"/>
+                    <a:blip r:embed="rId51"/>
                     <a:stretch>
                       <a:fillRect/>
                     </a:stretch>
@@ -394,7 +394,7 @@
         <w:drawing>
           <wp:inline xmlns:a="http://schemas.openxmlformats.org/drawingml/2006/main" xmlns:pic="http://schemas.openxmlformats.org/drawingml/2006/picture">
             <wp:extent cx="5669280" cy="4074795"/>
-            <wp:docPr id="27" name="Picture 27"/>
+            <wp:docPr id="43" name="Picture 43"/>
             <wp:cNvGraphicFramePr>
               <a:graphicFrameLocks noChangeAspect="1"/>
             </wp:cNvGraphicFramePr>
@@ -402,11 +402,11 @@
               <a:graphicData uri="http://schemas.openxmlformats.org/drawingml/2006/picture">
                 <pic:pic>
                   <pic:nvPicPr>
-                    <pic:cNvPr id="0" name="s01_colpanel.png"/>
+                    <pic:cNvPr id="0" name="lt02_colpanel.png"/>
                     <pic:cNvPicPr/>
                   </pic:nvPicPr>
                   <pic:blipFill>
-                    <a:blip r:embed="rId35"/>
+                    <a:blip r:embed="rId50"/>
                     <a:stretch>
                       <a:fillRect/>
                     </a:stretch>
@@ -984,7 +984,7 @@
         <w:drawing>
           <wp:inline xmlns:a="http://schemas.openxmlformats.org/drawingml/2006/main" xmlns:pic="http://schemas.openxmlformats.org/drawingml/2006/picture">
             <wp:extent cx="5669280" cy="4074795"/>
-            <wp:docPr id="26" name="Picture 26"/>
+            <wp:docPr id="42" name="Picture 42"/>
             <wp:cNvGraphicFramePr>
               <a:graphicFrameLocks noChangeAspect="1"/>
             </wp:cNvGraphicFramePr>
@@ -992,1636 +992,7 @@
               <a:graphicData uri="http://schemas.openxmlformats.org/drawingml/2006/picture">
                 <pic:pic>
                   <pic:nvPicPr>
-                    <pic:cNvPr id="0" name="s02_overview.png"/>
-                    <pic:cNvPicPr/>
-                  </pic:nvPicPr>
-                  <pic:blipFill>
-                    <a:blip r:embed="rId34"/>
-                    <a:stretch>
-                      <a:fillRect/>
-                    </a:stretch>
-                  </pic:blipFill>
-                  <pic:spPr>
-                    <a:xfrm>
-                      <a:off x="0" y="0"/>
-                      <a:ext cx="5669280" cy="4074795"/>
-                    </a:xfrm>
-                    <a:prstGeom prst="rect"/>
-                  </pic:spPr>
-                </pic:pic>
-              </a:graphicData>
-            </a:graphic>
-          </wp:inline>
-        </w:drawing>
-      </w:r>
-    </w:p>
-    <w:p>
-      <w:pPr>
-        <w:spacing w:after="240" w:before="0" w:line="300" w:lineRule="auto"/>
-        <w:jc w:val="center"/>
-      </w:pPr>
-      <w:r>
-        <w:rPr>
-          <w:rFonts w:ascii="微軟正黑體" w:hAnsi="微軟正黑體" w:eastAsia="微軟正黑體"/>
-          <w:b w:val="0"/>
-          <w:color w:val="555555"/>
-          <w:sz w:val="18"/>
-        </w:rPr>
-        <w:t>圖 3　疊圖。本例勾選 4 個欄位，各自擁有獨立的 Y 軸。</w:t>
-      </w:r>
-    </w:p>
-    <w:p>
-      <w:pPr>
-        <w:pStyle w:val="Heading2"/>
-        <w:spacing w:before="200" w:after="80"/>
-      </w:pPr>
-      <w:r>
-        <w:rPr>
-          <w:rFonts w:ascii="微軟正黑體" w:hAnsi="微軟正黑體" w:eastAsia="微軟正黑體"/>
-          <w:b/>
-          <w:color w:val="1F4E79"/>
-          <w:sz w:val="24"/>
-        </w:rPr>
-        <w:t>4.2 個別折線圖</w:t>
-      </w:r>
-    </w:p>
-    <w:p>
-      <w:pPr>
-        <w:spacing w:after="120" w:before="0" w:line="300" w:lineRule="auto"/>
-      </w:pPr>
-      <w:r>
-        <w:rPr>
-          <w:rFonts w:ascii="微軟正黑體" w:hAnsi="微軟正黑體" w:eastAsia="微軟正黑體"/>
-          <w:b w:val="0"/>
-          <w:color w:val="333333"/>
-          <w:sz w:val="22"/>
-        </w:rPr>
-        <w:t>每個欄位各一張獨立圖，以 2 欄網格排列、全部顯示，捲動頁面即可瀏覽全部。每張圖可獨立拖曳排序（左側⠿把手）或從「⋯」選單刪除。</w:t>
-      </w:r>
-    </w:p>
-    <w:p>
-      <w:pPr>
-        <w:spacing w:before="80" w:after="40"/>
-        <w:jc w:val="center"/>
-      </w:pPr>
-      <w:r>
-        <w:drawing>
-          <wp:inline xmlns:a="http://schemas.openxmlformats.org/drawingml/2006/main" xmlns:pic="http://schemas.openxmlformats.org/drawingml/2006/picture">
-            <wp:extent cx="5669280" cy="4074795"/>
-            <wp:docPr id="25" name="Picture 25"/>
-            <wp:cNvGraphicFramePr>
-              <a:graphicFrameLocks noChangeAspect="1"/>
-            </wp:cNvGraphicFramePr>
-            <a:graphic>
-              <a:graphicData uri="http://schemas.openxmlformats.org/drawingml/2006/picture">
-                <pic:pic>
-                  <pic:nvPicPr>
-                    <pic:cNvPr id="0" name="s13_indiv.png"/>
-                    <pic:cNvPicPr/>
-                  </pic:nvPicPr>
-                  <pic:blipFill>
-                    <a:blip r:embed="rId33"/>
-                    <a:stretch>
-                      <a:fillRect/>
-                    </a:stretch>
-                  </pic:blipFill>
-                  <pic:spPr>
-                    <a:xfrm>
-                      <a:off x="0" y="0"/>
-                      <a:ext cx="5669280" cy="4074795"/>
-                    </a:xfrm>
-                    <a:prstGeom prst="rect"/>
-                  </pic:spPr>
-                </pic:pic>
-              </a:graphicData>
-            </a:graphic>
-          </wp:inline>
-        </w:drawing>
-      </w:r>
-    </w:p>
-    <w:p>
-      <w:pPr>
-        <w:spacing w:after="240" w:before="0" w:line="300" w:lineRule="auto"/>
-        <w:jc w:val="center"/>
-      </w:pPr>
-      <w:r>
-        <w:rPr>
-          <w:rFonts w:ascii="微軟正黑體" w:hAnsi="微軟正黑體" w:eastAsia="微軟正黑體"/>
-          <w:b w:val="0"/>
-          <w:color w:val="555555"/>
-          <w:sz w:val="18"/>
-        </w:rPr>
-        <w:t>圖 4　個別圖。每欄一圖，標題列左側為拖曳把手、右側為選單。</w:t>
-      </w:r>
-    </w:p>
-    <w:p>
-      <w:pPr>
-        <w:pStyle w:val="Heading2"/>
-        <w:spacing w:before="200" w:after="80"/>
-      </w:pPr>
-      <w:r>
-        <w:rPr>
-          <w:rFonts w:ascii="微軟正黑體" w:hAnsi="微軟正黑體" w:eastAsia="微軟正黑體"/>
-          <w:b/>
-          <w:color w:val="1F4E79"/>
-          <w:sz w:val="24"/>
-        </w:rPr>
-        <w:t>4.3 十字準線（跨圖同步）</w:t>
-      </w:r>
-    </w:p>
-    <w:p>
-      <w:pPr>
-        <w:spacing w:after="120" w:before="0" w:line="300" w:lineRule="auto"/>
-      </w:pPr>
-      <w:r>
-        <w:rPr>
-          <w:rFonts w:ascii="微軟正黑體" w:hAnsi="微軟正黑體" w:eastAsia="微軟正黑體"/>
-          <w:b w:val="0"/>
-          <w:color w:val="333333"/>
-          <w:sz w:val="22"/>
-        </w:rPr>
-        <w:t>滑鼠在任一圖表上移動時，所有圖表會在同一 X 位置顯示虛線十字準線，方便比對不同欄位在同一時刻的數值。</w:t>
-      </w:r>
-    </w:p>
-    <w:p>
-      <w:pPr>
-        <w:pStyle w:val="Heading2"/>
-        <w:spacing w:before="200" w:after="80"/>
-      </w:pPr>
-      <w:r>
-        <w:rPr>
-          <w:rFonts w:ascii="微軟正黑體" w:hAnsi="微軟正黑體" w:eastAsia="微軟正黑體"/>
-          <w:b/>
-          <w:color w:val="1F4E79"/>
-          <w:sz w:val="24"/>
-        </w:rPr>
-        <w:t>4.4 縮放與平移</w:t>
-      </w:r>
-    </w:p>
-    <w:p>
-      <w:pPr>
-        <w:pStyle w:val="ListParagraph"/>
-        <w:spacing w:after="60" w:line="288" w:lineRule="auto"/>
-      </w:pPr>
-      <w:r>
-        <w:rPr>
-          <w:rFonts w:ascii="微軟正黑體" w:hAnsi="微軟正黑體" w:eastAsia="微軟正黑體"/>
-          <w:b w:val="0"/>
-          <w:color w:val="333333"/>
-          <w:sz w:val="22"/>
-        </w:rPr>
-        <w:t>• 框選縮放：按住左鍵拖曳，框選矩形範圍即放大（X 與 Y 軸同步）</w:t>
-      </w:r>
-    </w:p>
-    <w:p>
-      <w:pPr>
-        <w:pStyle w:val="ListParagraph"/>
-        <w:spacing w:after="60" w:line="288" w:lineRule="auto"/>
-      </w:pPr>
-      <w:r>
-        <w:rPr>
-          <w:rFonts w:ascii="微軟正黑體" w:hAnsi="微軟正黑體" w:eastAsia="微軟正黑體"/>
-          <w:b w:val="0"/>
-          <w:color w:val="333333"/>
-          <w:sz w:val="22"/>
-        </w:rPr>
-        <w:t>• 平移：Shift + 拖曳</w:t>
-      </w:r>
-    </w:p>
-    <w:p>
-      <w:pPr>
-        <w:pStyle w:val="ListParagraph"/>
-        <w:spacing w:after="60" w:line="288" w:lineRule="auto"/>
-      </w:pPr>
-      <w:r>
-        <w:rPr>
-          <w:rFonts w:ascii="微軟正黑體" w:hAnsi="微軟正黑體" w:eastAsia="微軟正黑體"/>
-          <w:b w:val="0"/>
-          <w:color w:val="333333"/>
-          <w:sz w:val="22"/>
-        </w:rPr>
-        <w:t>• 縮放同步：所有圖表共用同一 X 軸範圍，縮放一張圖，其他圖同步跟隨</w:t>
-      </w:r>
-    </w:p>
-    <w:p>
-      <w:pPr>
-        <w:pStyle w:val="ListParagraph"/>
-        <w:spacing w:after="60" w:line="288" w:lineRule="auto"/>
-      </w:pPr>
-      <w:r>
-        <w:rPr>
-          <w:rFonts w:ascii="微軟正黑體" w:hAnsi="微軟正黑體" w:eastAsia="微軟正黑體"/>
-          <w:b w:val="0"/>
-          <w:color w:val="333333"/>
-          <w:sz w:val="22"/>
-        </w:rPr>
-        <w:t>重設：點擊「↺ 重設」，回復初始顯示範圍並移除斜率線，並一併清除拖曳框選縮放、Shift 平移、雙擊軸設定的上下限與刻度間隔，以及該圖的讀值紀錄（圖上標記與表格）與自訂 Y 軸範圍、上下限警示、斜率結果。折線圖與 IV 曲線的行為一致；折線圖的序號由所有圖共用，僅在全部讀值都清空後才歸零</w:t>
-      </w:r>
-    </w:p>
-    <w:p>
-      <w:pPr>
-        <w:pStyle w:val="ListParagraph"/>
-        <w:spacing w:after="60" w:line="288" w:lineRule="auto"/>
-      </w:pPr>
-      <w:r>
-        <w:rPr>
-          <w:rFonts w:ascii="微軟正黑體" w:hAnsi="微軟正黑體" w:eastAsia="微軟正黑體"/>
-          <w:b w:val="0"/>
-          <w:color w:val="333333"/>
-          <w:sz w:val="22"/>
-        </w:rPr>
-        <w:t>• 沒有縮放滑輪：所有圖表（含 IV 曲線）統一只用拖曳框選縮放</w:t>
-      </w:r>
-    </w:p>
-    <w:p>
-      <w:pPr>
-        <w:spacing w:after="80" w:before="0" w:line="300" w:lineRule="auto"/>
-      </w:pPr>
-      <w:r>
-        <w:rPr>
-          <w:rFonts w:ascii="微軟正黑體" w:hAnsi="微軟正黑體" w:eastAsia="微軟正黑體"/>
-          <w:b w:val="0"/>
-          <w:color w:val="333333"/>
-          <w:sz w:val="22"/>
-        </w:rPr>
-        <w:t>框選必須拖曳超過 10 像素才會生效，因此連續點擊時滑鼠的微小位移不會被誤判成框選，不會出現「點一下畫面突然被放大成極小範圍、資料線看似消失」的情況。</w:t>
-      </w:r>
-    </w:p>
-    <w:p>
-      <w:pPr>
-        <w:pStyle w:val="Heading2"/>
-        <w:spacing w:before="200" w:after="80"/>
-      </w:pPr>
-      <w:r>
-        <w:rPr>
-          <w:rFonts w:ascii="微軟正黑體" w:hAnsi="微軟正黑體" w:eastAsia="微軟正黑體"/>
-          <w:b/>
-          <w:color w:val="1F4E79"/>
-          <w:sz w:val="24"/>
-        </w:rPr>
-        <w:t>4.5 X／Y 軸雙擊手動範圍</w:t>
-      </w:r>
-    </w:p>
-    <w:p>
-      <w:pPr>
-        <w:pStyle w:val="ListParagraph"/>
-        <w:spacing w:after="60" w:line="288" w:lineRule="auto"/>
-      </w:pPr>
-      <w:r>
-        <w:rPr>
-          <w:rFonts w:ascii="微軟正黑體" w:hAnsi="微軟正黑體" w:eastAsia="微軟正黑體"/>
-          <w:b w:val="0"/>
-          <w:color w:val="333333"/>
-          <w:sz w:val="22"/>
-        </w:rPr>
-        <w:t>• X 軸：在圖表下方的 X 軸刻度帶上快速點兩下，可輸入起始與結束值（時間型輸入 HH:mm:ss，流水號型直接輸入數值），亦可設定刻度間隔</w:t>
-      </w:r>
-    </w:p>
-    <w:p>
-      <w:pPr>
-        <w:pStyle w:val="ListParagraph"/>
-        <w:spacing w:after="60" w:line="288" w:lineRule="auto"/>
-      </w:pPr>
-      <w:r>
-        <w:rPr>
-          <w:rFonts w:ascii="微軟正黑體" w:hAnsi="微軟正黑體" w:eastAsia="微軟正黑體"/>
-          <w:b w:val="0"/>
-          <w:color w:val="333333"/>
-          <w:sz w:val="22"/>
-        </w:rPr>
-        <w:t>• Y 軸：在任一條 Y 軸上快速點兩下，可單獨設定該軸的最小值／最大值與刻度間隔；疊圖的每一條 Y 軸都能分別設定</w:t>
-      </w:r>
-    </w:p>
-    <w:p>
-      <w:pPr>
-        <w:pStyle w:val="ListParagraph"/>
-        <w:spacing w:after="60" w:line="288" w:lineRule="auto"/>
-      </w:pPr>
-      <w:r>
-        <w:rPr>
-          <w:rFonts w:ascii="微軟正黑體" w:hAnsi="微軟正黑體" w:eastAsia="微軟正黑體"/>
-          <w:b w:val="0"/>
-          <w:color w:val="333333"/>
-          <w:sz w:val="22"/>
-        </w:rPr>
-        <w:t>• 輸入視窗按 Enter 套用、Esc 或點視窗外取消；格式錯誤或起始大於結束會提示</w:t>
-      </w:r>
-    </w:p>
-    <w:p>
-      <w:pPr>
-        <w:spacing w:before="80" w:after="40"/>
-        <w:jc w:val="center"/>
-      </w:pPr>
-      <w:r>
-        <w:drawing>
-          <wp:inline xmlns:a="http://schemas.openxmlformats.org/drawingml/2006/main" xmlns:pic="http://schemas.openxmlformats.org/drawingml/2006/picture">
-            <wp:extent cx="5669280" cy="3543300"/>
-            <wp:docPr id="24" name="Picture 24"/>
-            <wp:cNvGraphicFramePr>
-              <a:graphicFrameLocks noChangeAspect="1"/>
-            </wp:cNvGraphicFramePr>
-            <a:graphic>
-              <a:graphicData uri="http://schemas.openxmlformats.org/drawingml/2006/picture">
-                <pic:pic>
-                  <pic:nvPicPr>
-                    <pic:cNvPr id="0" name="s14_axisrange.png"/>
-                    <pic:cNvPicPr/>
-                  </pic:nvPicPr>
-                  <pic:blipFill>
-                    <a:blip r:embed="rId32"/>
-                    <a:stretch>
-                      <a:fillRect/>
-                    </a:stretch>
-                  </pic:blipFill>
-                  <pic:spPr>
-                    <a:xfrm>
-                      <a:off x="0" y="0"/>
-                      <a:ext cx="5669280" cy="3543300"/>
-                    </a:xfrm>
-                    <a:prstGeom prst="rect"/>
-                  </pic:spPr>
-                </pic:pic>
-              </a:graphicData>
-            </a:graphic>
-          </wp:inline>
-        </w:drawing>
-      </w:r>
-    </w:p>
-    <w:p>
-      <w:pPr>
-        <w:spacing w:after="240" w:before="0" w:line="300" w:lineRule="auto"/>
-        <w:jc w:val="center"/>
-      </w:pPr>
-      <w:r>
-        <w:rPr>
-          <w:rFonts w:ascii="微軟正黑體" w:hAnsi="微軟正黑體" w:eastAsia="微軟正黑體"/>
-          <w:b w:val="0"/>
-          <w:color w:val="555555"/>
-          <w:sz w:val="18"/>
-        </w:rPr>
-        <w:t>圖 5　雙擊 X 軸彈出的範圍設定視窗，預填目前顯示範圍。</w:t>
-      </w:r>
-    </w:p>
-    <w:p>
-      <w:pPr>
-        <w:pStyle w:val="Heading2"/>
-        <w:spacing w:before="200" w:after="80"/>
-      </w:pPr>
-      <w:r>
-        <w:rPr>
-          <w:rFonts w:ascii="微軟正黑體" w:hAnsi="微軟正黑體" w:eastAsia="微軟正黑體"/>
-          <w:b/>
-          <w:color w:val="1F4E79"/>
-          <w:sz w:val="24"/>
-        </w:rPr>
-        <w:t>4.6 斜率計算（迴歸分析）</w:t>
-      </w:r>
-    </w:p>
-    <w:p>
-      <w:pPr>
-        <w:pStyle w:val="ListParagraph"/>
-        <w:spacing w:after="60" w:line="288" w:lineRule="auto"/>
-      </w:pPr>
-      <w:r>
-        <w:rPr>
-          <w:rFonts w:ascii="微軟正黑體" w:hAnsi="微軟正黑體" w:eastAsia="微軟正黑體"/>
-          <w:b w:val="0"/>
-          <w:color w:val="333333"/>
-          <w:sz w:val="22"/>
-        </w:rPr>
-        <w:t>• 疊圖：點擊「📈 全部斜率」，對所有欄位在目前縮放範圍內做線性迴歸，顯示斜率與 R²</w:t>
-      </w:r>
-    </w:p>
-    <w:p>
-      <w:pPr>
-        <w:pStyle w:val="ListParagraph"/>
-        <w:spacing w:after="60" w:line="288" w:lineRule="auto"/>
-      </w:pPr>
-      <w:r>
-        <w:rPr>
-          <w:rFonts w:ascii="微軟正黑體" w:hAnsi="微軟正黑體" w:eastAsia="微軟正黑體"/>
-          <w:b w:val="0"/>
-          <w:color w:val="333333"/>
-          <w:sz w:val="22"/>
-        </w:rPr>
-        <w:t>• 個別圖：點擊「📈 斜率」，對該欄位計算線性迴歸並繪製紅色虴歸線</w:t>
-      </w:r>
-    </w:p>
-    <w:p>
-      <w:pPr>
-        <w:pStyle w:val="ListParagraph"/>
-        <w:spacing w:after="60" w:line="288" w:lineRule="auto"/>
-      </w:pPr>
-      <w:r>
-        <w:rPr>
-          <w:rFonts w:ascii="微軟正黑體" w:hAnsi="微軟正黑體" w:eastAsia="微軟正黑體"/>
-          <w:b w:val="0"/>
-          <w:color w:val="333333"/>
-          <w:sz w:val="22"/>
-        </w:rPr>
-        <w:t>• 請先框選縮放選擇要分析的範圍，再點斜率按鈕</w:t>
-      </w:r>
-    </w:p>
-    <w:p>
-      <w:pPr>
-        <w:spacing w:before="80" w:after="40"/>
-        <w:jc w:val="center"/>
-      </w:pPr>
-      <w:r>
-        <w:drawing>
-          <wp:inline xmlns:a="http://schemas.openxmlformats.org/drawingml/2006/main" xmlns:pic="http://schemas.openxmlformats.org/drawingml/2006/picture">
-            <wp:extent cx="5669280" cy="3720465"/>
-            <wp:docPr id="23" name="Picture 23"/>
-            <wp:cNvGraphicFramePr>
-              <a:graphicFrameLocks noChangeAspect="1"/>
-            </wp:cNvGraphicFramePr>
-            <a:graphic>
-              <a:graphicData uri="http://schemas.openxmlformats.org/drawingml/2006/picture">
-                <pic:pic>
-                  <pic:nvPicPr>
-                    <pic:cNvPr id="0" name="s04_slope.png"/>
-                    <pic:cNvPicPr/>
-                  </pic:nvPicPr>
-                  <pic:blipFill>
-                    <a:blip r:embed="rId31"/>
-                    <a:stretch>
-                      <a:fillRect/>
-                    </a:stretch>
-                  </pic:blipFill>
-                  <pic:spPr>
-                    <a:xfrm>
-                      <a:off x="0" y="0"/>
-                      <a:ext cx="5669280" cy="3720465"/>
-                    </a:xfrm>
-                    <a:prstGeom prst="rect"/>
-                  </pic:spPr>
-                </pic:pic>
-              </a:graphicData>
-            </a:graphic>
-          </wp:inline>
-        </w:drawing>
-      </w:r>
-    </w:p>
-    <w:p>
-      <w:pPr>
-        <w:spacing w:after="240" w:before="0" w:line="300" w:lineRule="auto"/>
-        <w:jc w:val="center"/>
-      </w:pPr>
-      <w:r>
-        <w:rPr>
-          <w:rFonts w:ascii="微軟正黑體" w:hAnsi="微軟正黑體" w:eastAsia="微軟正黑體"/>
-          <w:b w:val="0"/>
-          <w:color w:val="555555"/>
-          <w:sz w:val="18"/>
-        </w:rPr>
-        <w:t>圖 6　全部斜率。圖下方列出各欄位的斜率與 R² 值。</w:t>
-      </w:r>
-    </w:p>
-    <w:p>
-      <w:pPr>
-        <w:pStyle w:val="Heading2"/>
-        <w:spacing w:before="200" w:after="80"/>
-      </w:pPr>
-      <w:r>
-        <w:rPr>
-          <w:rFonts w:ascii="微軟正黑體" w:hAnsi="微軟正黑體" w:eastAsia="微軟正黑體"/>
-          <w:b/>
-          <w:color w:val="1F4E79"/>
-          <w:sz w:val="24"/>
-        </w:rPr>
-        <w:t>4.7 自訂 Y 軸範圍（僅疊圖）</w:t>
-      </w:r>
-    </w:p>
-    <w:p>
-      <w:pPr>
-        <w:spacing w:after="120" w:before="0" w:line="300" w:lineRule="auto"/>
-      </w:pPr>
-      <w:r>
-        <w:rPr>
-          <w:rFonts w:ascii="微軟正黑體" w:hAnsi="微軟正黑體" w:eastAsia="微軟正黑體"/>
-          <w:b w:val="0"/>
-          <w:color w:val="333333"/>
-          <w:sz w:val="22"/>
-        </w:rPr>
-        <w:t>點擊「✏️ 自訂Y軸範圍」，可為每個欄位個別設定 Y 軸最小／最大值。面板依欄位尾端單位自動分組，多列勾選時會連動輸入。</w:t>
-      </w:r>
-    </w:p>
-    <w:p>
-      <w:pPr>
-        <w:spacing w:before="80" w:after="40"/>
-        <w:jc w:val="center"/>
-      </w:pPr>
-      <w:r>
-        <w:drawing>
-          <wp:inline xmlns:a="http://schemas.openxmlformats.org/drawingml/2006/main" xmlns:pic="http://schemas.openxmlformats.org/drawingml/2006/picture">
-            <wp:extent cx="5669280" cy="3720465"/>
-            <wp:docPr id="22" name="Picture 22"/>
-            <wp:cNvGraphicFramePr>
-              <a:graphicFrameLocks noChangeAspect="1"/>
-            </wp:cNvGraphicFramePr>
-            <a:graphic>
-              <a:graphicData uri="http://schemas.openxmlformats.org/drawingml/2006/picture">
-                <pic:pic>
-                  <pic:nvPicPr>
-                    <pic:cNvPr id="0" name="s05_yrange.png"/>
-                    <pic:cNvPicPr/>
-                  </pic:nvPicPr>
-                  <pic:blipFill>
-                    <a:blip r:embed="rId30"/>
-                    <a:stretch>
-                      <a:fillRect/>
-                    </a:stretch>
-                  </pic:blipFill>
-                  <pic:spPr>
-                    <a:xfrm>
-                      <a:off x="0" y="0"/>
-                      <a:ext cx="5669280" cy="3720465"/>
-                    </a:xfrm>
-                    <a:prstGeom prst="rect"/>
-                  </pic:spPr>
-                </pic:pic>
-              </a:graphicData>
-            </a:graphic>
-          </wp:inline>
-        </w:drawing>
-      </w:r>
-    </w:p>
-    <w:p>
-      <w:pPr>
-        <w:spacing w:after="240" w:before="0" w:line="300" w:lineRule="auto"/>
-        <w:jc w:val="center"/>
-      </w:pPr>
-      <w:r>
-        <w:rPr>
-          <w:rFonts w:ascii="微軟正黑體" w:hAnsi="微軟正黑體" w:eastAsia="微軟正黑體"/>
-          <w:b w:val="0"/>
-          <w:color w:val="555555"/>
-          <w:sz w:val="18"/>
-        </w:rPr>
-        <w:t>圖 7　自訂 Y 軸範圍面板，每列可個別設定上下限。</w:t>
-      </w:r>
-    </w:p>
-    <w:p>
-      <w:pPr>
-        <w:pStyle w:val="Heading2"/>
-        <w:spacing w:before="200" w:after="80"/>
-      </w:pPr>
-      <w:r>
-        <w:rPr>
-          <w:rFonts w:ascii="微軟正黑體" w:hAnsi="微軟正黑體" w:eastAsia="微軟正黑體"/>
-          <w:b/>
-          <w:color w:val="1F4E79"/>
-          <w:sz w:val="24"/>
-        </w:rPr>
-        <w:t>4.8 上下限警示</w:t>
-      </w:r>
-    </w:p>
-    <w:p>
-      <w:pPr>
-        <w:pStyle w:val="ListParagraph"/>
-        <w:spacing w:after="60" w:line="288" w:lineRule="auto"/>
-      </w:pPr>
-      <w:r>
-        <w:rPr>
-          <w:rFonts w:ascii="微軟正黑體" w:hAnsi="微軟正黑體" w:eastAsia="微軟正黑體"/>
-          <w:b w:val="0"/>
-          <w:color w:val="333333"/>
-          <w:sz w:val="22"/>
-        </w:rPr>
-        <w:t>• 疊圖：點擊「🔴 上下限警示」，為每個欄位設定下限／上限，超出範圍的線段以紅色顯示並加粗</w:t>
-      </w:r>
-    </w:p>
-    <w:p>
-      <w:pPr>
-        <w:pStyle w:val="ListParagraph"/>
-        <w:spacing w:after="60" w:line="288" w:lineRule="auto"/>
-      </w:pPr>
-      <w:r>
-        <w:rPr>
-          <w:rFonts w:ascii="微軟正黑體" w:hAnsi="微軟正黑體" w:eastAsia="微軟正黑體"/>
-          <w:b w:val="0"/>
-          <w:color w:val="333333"/>
-          <w:sz w:val="22"/>
-        </w:rPr>
-        <w:t>• 個別圖：每張圖下方有「下限／上限」輸入框與「套用／歸零」按鈕</w:t>
-      </w:r>
-    </w:p>
-    <w:p>
-      <w:pPr>
-        <w:pStyle w:val="Heading2"/>
-        <w:spacing w:before="200" w:after="80"/>
-      </w:pPr>
-      <w:r>
-        <w:rPr>
-          <w:rFonts w:ascii="微軟正黑體" w:hAnsi="微軟正黑體" w:eastAsia="微軟正黑體"/>
-          <w:b/>
-          <w:color w:val="1F4E79"/>
-          <w:sz w:val="24"/>
-        </w:rPr>
-        <w:t>4.9 壓差曲線（僅疊圖）</w:t>
-      </w:r>
-    </w:p>
-    <w:p>
-      <w:pPr>
-        <w:spacing w:after="120" w:before="0" w:line="300" w:lineRule="auto"/>
-      </w:pPr>
-      <w:r>
-        <w:rPr>
-          <w:rFonts w:ascii="微軟正黑體" w:hAnsi="微軟正黑體" w:eastAsia="微軟正黑體"/>
-          <w:b w:val="0"/>
-          <w:color w:val="333333"/>
-          <w:sz w:val="22"/>
-        </w:rPr>
-        <w:t>點擊「📊 壓差曲線」，從兩個下拉選單選取欄位 A、B，點「確認新增」後在疊圖上新增一條虛線的「|A − B|」壓差曲線，並附獨立 Y 軸。</w:t>
-      </w:r>
-    </w:p>
-    <w:p>
-      <w:pPr>
-        <w:spacing w:before="80" w:after="40"/>
-        <w:jc w:val="center"/>
-      </w:pPr>
-      <w:r>
-        <w:drawing>
-          <wp:inline xmlns:a="http://schemas.openxmlformats.org/drawingml/2006/main" xmlns:pic="http://schemas.openxmlformats.org/drawingml/2006/picture">
-            <wp:extent cx="5669280" cy="3720465"/>
-            <wp:docPr id="21" name="Picture 21"/>
-            <wp:cNvGraphicFramePr>
-              <a:graphicFrameLocks noChangeAspect="1"/>
-            </wp:cNvGraphicFramePr>
-            <a:graphic>
-              <a:graphicData uri="http://schemas.openxmlformats.org/drawingml/2006/picture">
-                <pic:pic>
-                  <pic:nvPicPr>
-                    <pic:cNvPr id="0" name="s07_diff.png"/>
-                    <pic:cNvPicPr/>
-                  </pic:nvPicPr>
-                  <pic:blipFill>
-                    <a:blip r:embed="rId29"/>
-                    <a:stretch>
-                      <a:fillRect/>
-                    </a:stretch>
-                  </pic:blipFill>
-                  <pic:spPr>
-                    <a:xfrm>
-                      <a:off x="0" y="0"/>
-                      <a:ext cx="5669280" cy="3720465"/>
-                    </a:xfrm>
-                    <a:prstGeom prst="rect"/>
-                  </pic:spPr>
-                </pic:pic>
-              </a:graphicData>
-            </a:graphic>
-          </wp:inline>
-        </w:drawing>
-      </w:r>
-    </w:p>
-    <w:p>
-      <w:pPr>
-        <w:spacing w:after="240" w:before="0" w:line="300" w:lineRule="auto"/>
-        <w:jc w:val="center"/>
-      </w:pPr>
-      <w:r>
-        <w:rPr>
-          <w:rFonts w:ascii="微軟正黑體" w:hAnsi="微軟正黑體" w:eastAsia="微軟正黑體"/>
-          <w:b w:val="0"/>
-          <w:color w:val="555555"/>
-          <w:sz w:val="18"/>
-        </w:rPr>
-        <w:t>圖 8　壓差曲線面板，選擇兩個欄位計算差值。</w:t>
-      </w:r>
-    </w:p>
-    <w:p>
-      <w:pPr>
-        <w:pStyle w:val="Heading2"/>
-        <w:spacing w:before="200" w:after="80"/>
-      </w:pPr>
-      <w:r>
-        <w:rPr>
-          <w:rFonts w:ascii="微軟正黑體" w:hAnsi="微軟正黑體" w:eastAsia="微軟正黑體"/>
-          <w:b/>
-          <w:color w:val="1F4E79"/>
-          <w:sz w:val="24"/>
-        </w:rPr>
-        <w:t>4.10 個別圖表管理</w:t>
-      </w:r>
-    </w:p>
-    <w:p>
-      <w:pPr>
-        <w:spacing w:after="120" w:before="0" w:line="300" w:lineRule="auto"/>
-      </w:pPr>
-      <w:r>
-        <w:rPr>
-          <w:rFonts w:ascii="微軟正黑體" w:hAnsi="微軟正黑體" w:eastAsia="微軟正黑體"/>
-          <w:b w:val="0"/>
-          <w:color w:val="333333"/>
-          <w:sz w:val="22"/>
-        </w:rPr>
-        <w:t>每個個別圖標題列左側有拖曳手柄「⠿」，右側有「⋯」選單可刪除該圖。拖曳排序由 Sortable.js 實現，拖到視窗邊緣會自動加速捲動。</w:t>
-      </w:r>
-    </w:p>
-    <w:p>
-      <w:pPr>
-        <w:pStyle w:val="Heading1"/>
-        <w:spacing w:before="320" w:after="120"/>
-      </w:pPr>
-      <w:r>
-        <w:rPr>
-          <w:rFonts w:ascii="微軟正黑體" w:hAnsi="微軟正黑體" w:eastAsia="微軟正黑體"/>
-          <w:b/>
-          <w:color w:val="1F4E79"/>
-          <w:sz w:val="28"/>
-        </w:rPr>
-        <w:t>5. Plotline 讀值功能</w:t>
-      </w:r>
-    </w:p>
-    <w:p>
-      <w:pPr>
-        <w:spacing w:after="120" w:before="0" w:line="300" w:lineRule="auto"/>
-      </w:pPr>
-      <w:r>
-        <w:rPr>
-          <w:rFonts w:ascii="微軟正黑體" w:hAnsi="微軟正黑體" w:eastAsia="微軟正黑體"/>
-          <w:b w:val="0"/>
-          <w:color w:val="333333"/>
-          <w:sz w:val="22"/>
-        </w:rPr>
-        <w:t>開啟左上角的「📏 Plotline」按鈕（亮藍底表示已開啟）後，在圖表的繪圖區內點擊，可讀出該位置的數值，並在圖上留下垂直標記線與編號。</w:t>
-      </w:r>
-    </w:p>
-    <w:p>
-      <w:pPr>
-        <w:pStyle w:val="Heading2"/>
-        <w:spacing w:before="200" w:after="80"/>
-      </w:pPr>
-      <w:r>
-        <w:rPr>
-          <w:rFonts w:ascii="微軟正黑體" w:hAnsi="微軟正黑體" w:eastAsia="微軟正黑體"/>
-          <w:b/>
-          <w:color w:val="1F4E79"/>
-          <w:sz w:val="24"/>
-        </w:rPr>
-        <w:t>5.1 讀值表格</w:t>
-      </w:r>
-    </w:p>
-    <w:p>
-      <w:pPr>
-        <w:spacing w:after="80" w:before="0" w:line="300" w:lineRule="auto"/>
-      </w:pPr>
-      <w:r>
-        <w:rPr>
-          <w:rFonts w:ascii="微軟正黑體" w:hAnsi="微軟正黑體" w:eastAsia="微軟正黑體"/>
-          <w:b w:val="0"/>
-          <w:color w:val="333333"/>
-          <w:sz w:val="22"/>
-        </w:rPr>
-        <w:t>讀值結果以表格呈現：第一欄為序號，第一列為各欄位標籤。一般折線圖依 X 值由大到小排列；IV 曲線依 I (A) 由小到大排列（兩者的序號都保留點擊順序）。</w:t>
-      </w:r>
-    </w:p>
-    <w:p>
-      <w:pPr>
-        <w:spacing w:before="80" w:after="40"/>
-        <w:jc w:val="center"/>
-      </w:pPr>
-      <w:r>
-        <w:drawing>
-          <wp:inline xmlns:a="http://schemas.openxmlformats.org/drawingml/2006/main" xmlns:pic="http://schemas.openxmlformats.org/drawingml/2006/picture">
-            <wp:extent cx="5669280" cy="4074795"/>
-            <wp:docPr id="20" name="Picture 20"/>
-            <wp:cNvGraphicFramePr>
-              <a:graphicFrameLocks noChangeAspect="1"/>
-            </wp:cNvGraphicFramePr>
-            <a:graphic>
-              <a:graphicData uri="http://schemas.openxmlformats.org/drawingml/2006/picture">
-                <pic:pic>
-                  <pic:nvPicPr>
-                    <pic:cNvPr id="0" name="s09_plotline.png"/>
-                    <pic:cNvPicPr/>
-                  </pic:nvPicPr>
-                  <pic:blipFill>
-                    <a:blip r:embed="rId28"/>
-                    <a:stretch>
-                      <a:fillRect/>
-                    </a:stretch>
-                  </pic:blipFill>
-                  <pic:spPr>
-                    <a:xfrm>
-                      <a:off x="0" y="0"/>
-                      <a:ext cx="5669280" cy="4074795"/>
-                    </a:xfrm>
-                    <a:prstGeom prst="rect"/>
-                  </pic:spPr>
-                </pic:pic>
-              </a:graphicData>
-            </a:graphic>
-          </wp:inline>
-        </w:drawing>
-      </w:r>
-    </w:p>
-    <w:p>
-      <w:pPr>
-        <w:spacing w:after="240" w:before="0" w:line="300" w:lineRule="auto"/>
-        <w:jc w:val="center"/>
-      </w:pPr>
-      <w:r>
-        <w:rPr>
-          <w:rFonts w:ascii="微軟正黑體" w:hAnsi="微軟正黑體" w:eastAsia="微軟正黑體"/>
-          <w:b w:val="0"/>
-          <w:color w:val="555555"/>
-          <w:sz w:val="18"/>
-        </w:rPr>
-        <w:t>圖 9　Plotline 讀值。圖上垂直標記線對應表格中的序號。</w:t>
-      </w:r>
-    </w:p>
-    <w:p>
-      <w:pPr>
-        <w:spacing w:after="80" w:before="0" w:line="264" w:lineRule="auto"/>
-        <w:ind w:left="432"/>
-      </w:pPr>
-      <w:r>
-        <w:rPr>
-          <w:rFonts w:ascii="Consolas" w:hAnsi="Consolas" w:eastAsia="Consolas"/>
-          <w:b w:val="0"/>
-          <w:color w:val="333333"/>
-          <w:sz w:val="19"/>
-        </w:rPr>
-        <w:t>序號 | Time      | TT6603 T-PV (℃) | TT6604 T-PV (℃) | TT6605 T-PV (℃)</w:t>
-      </w:r>
-    </w:p>
-    <w:p>
-      <w:pPr>
-        <w:spacing w:after="80" w:before="0" w:line="264" w:lineRule="auto"/>
-        <w:ind w:left="432"/>
-      </w:pPr>
-      <w:r>
-        <w:rPr>
-          <w:rFonts w:ascii="Consolas" w:hAnsi="Consolas" w:eastAsia="Consolas"/>
-          <w:b w:val="0"/>
-          <w:color w:val="333333"/>
-          <w:sz w:val="19"/>
-        </w:rPr>
-        <w:t xml:space="preserve"> 03  | 09:21:10  | 29.5             | 31.1             | 33.4</w:t>
-      </w:r>
-    </w:p>
-    <w:p>
-      <w:pPr>
-        <w:spacing w:after="80" w:before="0" w:line="264" w:lineRule="auto"/>
-        <w:ind w:left="432"/>
-      </w:pPr>
-      <w:r>
-        <w:rPr>
-          <w:rFonts w:ascii="Consolas" w:hAnsi="Consolas" w:eastAsia="Consolas"/>
-          <w:b w:val="0"/>
-          <w:color w:val="333333"/>
-          <w:sz w:val="19"/>
-        </w:rPr>
-        <w:t xml:space="preserve"> 02  | 02:46:30  | 29.9             | 31.4             | 33.8</w:t>
-      </w:r>
-    </w:p>
-    <w:p>
-      <w:pPr>
-        <w:spacing w:after="80" w:before="0" w:line="264" w:lineRule="auto"/>
-        <w:ind w:left="432"/>
-      </w:pPr>
-      <w:r>
-        <w:rPr>
-          <w:rFonts w:ascii="Consolas" w:hAnsi="Consolas" w:eastAsia="Consolas"/>
-          <w:b w:val="0"/>
-          <w:color w:val="333333"/>
-          <w:sz w:val="19"/>
-        </w:rPr>
-        <w:t xml:space="preserve"> 01  | 16:09:40  | 29.7             | 30.8             | 33.1</w:t>
-      </w:r>
-    </w:p>
-    <w:p>
-      <w:pPr>
-        <w:pStyle w:val="ListParagraph"/>
-        <w:spacing w:after="60" w:line="288" w:lineRule="auto"/>
-      </w:pPr>
-      <w:r>
-        <w:rPr>
-          <w:rFonts w:ascii="微軟正黑體" w:hAnsi="微軟正黑體" w:eastAsia="微軟正黑體"/>
-          <w:b w:val="0"/>
-          <w:color w:val="333333"/>
-          <w:sz w:val="22"/>
-        </w:rPr>
-        <w:t>• 欄位標籤依點擊順序自動展開，X 欄（時間或流水號）固定在第一個</w:t>
-      </w:r>
-    </w:p>
-    <w:p>
-      <w:pPr>
-        <w:pStyle w:val="ListParagraph"/>
-        <w:spacing w:after="60" w:line="288" w:lineRule="auto"/>
-      </w:pPr>
-      <w:r>
-        <w:rPr>
-          <w:rFonts w:ascii="微軟正黑體" w:hAnsi="微軟正黑體" w:eastAsia="微軟正黑體"/>
-          <w:b w:val="0"/>
-          <w:color w:val="333333"/>
-          <w:sz w:val="22"/>
-        </w:rPr>
-        <w:t>• 數字採等寬對齊方便垂直比較；滑鼠移過整列會 highlight</w:t>
-      </w:r>
-    </w:p>
-    <w:p>
-      <w:pPr>
-        <w:pStyle w:val="ListParagraph"/>
-        <w:spacing w:after="60" w:line="288" w:lineRule="auto"/>
-      </w:pPr>
-      <w:r>
-        <w:rPr>
-          <w:rFonts w:ascii="微軟正黑體" w:hAnsi="微軟正黑體" w:eastAsia="微軟正黑體"/>
-          <w:b w:val="0"/>
-          <w:color w:val="333333"/>
-          <w:sz w:val="22"/>
-        </w:rPr>
-        <w:t>• 讀值區最多顯示 260px 高，超過可捲動</w:t>
-      </w:r>
-    </w:p>
-    <w:p>
-      <w:pPr>
-        <w:pStyle w:val="Heading2"/>
-        <w:spacing w:before="200" w:after="80"/>
-      </w:pPr>
-      <w:r>
-        <w:rPr>
-          <w:rFonts w:ascii="微軟正黑體" w:hAnsi="微軟正黑體" w:eastAsia="微軟正黑體"/>
-          <w:b/>
-          <w:color w:val="1F4E79"/>
-          <w:sz w:val="24"/>
-        </w:rPr>
-        <w:t>5.2 標記線與清除</w:t>
-      </w:r>
-    </w:p>
-    <w:p>
-      <w:pPr>
-        <w:pStyle w:val="ListParagraph"/>
-        <w:spacing w:after="60" w:line="288" w:lineRule="auto"/>
-      </w:pPr>
-      <w:r>
-        <w:rPr>
-          <w:rFonts w:ascii="微軟正黑體" w:hAnsi="微軟正黑體" w:eastAsia="微軟正黑體"/>
-          <w:b w:val="0"/>
-          <w:color w:val="333333"/>
-          <w:sz w:val="22"/>
-        </w:rPr>
-        <w:t>• 點擊的同時會在該圖畫一條垂直實線標記，線旁標示順序編號</w:t>
-      </w:r>
-    </w:p>
-    <w:p>
-      <w:pPr>
-        <w:pStyle w:val="ListParagraph"/>
-        <w:spacing w:after="60" w:line="288" w:lineRule="auto"/>
-      </w:pPr>
-      <w:r>
-        <w:rPr>
-          <w:rFonts w:ascii="微軟正黑體" w:hAnsi="微軟正黑體" w:eastAsia="微軟正黑體"/>
-          <w:b w:val="0"/>
-          <w:color w:val="333333"/>
-          <w:sz w:val="22"/>
-        </w:rPr>
-        <w:t>• 標記線顏色自動避開該圖的折線顏色；淺色主題下會自動改用較深的顏色</w:t>
-      </w:r>
-    </w:p>
-    <w:p>
-      <w:pPr>
-        <w:pStyle w:val="ListParagraph"/>
-        <w:spacing w:after="60" w:line="288" w:lineRule="auto"/>
-      </w:pPr>
-      <w:r>
-        <w:rPr>
-          <w:rFonts w:ascii="微軟正黑體" w:hAnsi="微軟正黑體" w:eastAsia="微軟正黑體"/>
-          <w:b w:val="0"/>
-          <w:color w:val="333333"/>
-          <w:sz w:val="22"/>
-        </w:rPr>
-        <w:t>• Plotline 開啟期間會停用拖曳縮放與平移，避免讀值時誤觸</w:t>
-      </w:r>
-    </w:p>
-    <w:p>
-      <w:pPr>
-        <w:pStyle w:val="ListParagraph"/>
-        <w:spacing w:after="60" w:line="288" w:lineRule="auto"/>
-      </w:pPr>
-      <w:r>
-        <w:rPr>
-          <w:rFonts w:ascii="微軟正黑體" w:hAnsi="微軟正黑體" w:eastAsia="微軟正黑體"/>
-          <w:b w:val="0"/>
-          <w:color w:val="333333"/>
-          <w:sz w:val="22"/>
-        </w:rPr>
-        <w:t>• 關閉再開啟 Plotline 會清除所有標記與數值紀錄；重新載入檔案亦會清除</w:t>
-      </w:r>
-    </w:p>
-    <w:p>
-      <w:pPr>
-        <w:pStyle w:val="Heading1"/>
-        <w:spacing w:before="320" w:after="120"/>
-      </w:pPr>
-      <w:r>
-        <w:rPr>
-          <w:rFonts w:ascii="微軟正黑體" w:hAnsi="微軟正黑體" w:eastAsia="微軟正黑體"/>
-          <w:b/>
-          <w:color w:val="1F4E79"/>
-          <w:sz w:val="28"/>
-        </w:rPr>
-        <w:t>6. 多檔疊圖比較</w:t>
-      </w:r>
-    </w:p>
-    <w:p>
-      <w:pPr>
-        <w:spacing w:after="120" w:before="0" w:line="300" w:lineRule="auto"/>
-      </w:pPr>
-      <w:r>
-        <w:rPr>
-          <w:rFonts w:ascii="微軟正黑體" w:hAnsi="微軟正黑體" w:eastAsia="微軟正黑體"/>
-          <w:b w:val="0"/>
-          <w:color w:val="333333"/>
-          <w:sz w:val="22"/>
-        </w:rPr>
-        <w:t>一次選擇 2～6 個檔案時，系統會把各檔欄位依名稱合併成一份清單，勾選欄位後每個「檔案 × 欄位」各畫成一條曲線，圖例顯示為「檔名：欄名」。</w:t>
-      </w:r>
-    </w:p>
-    <w:p>
-      <w:pPr>
-        <w:spacing w:before="80" w:after="40"/>
-        <w:jc w:val="center"/>
-      </w:pPr>
-      <w:r>
-        <w:drawing>
-          <wp:inline xmlns:a="http://schemas.openxmlformats.org/drawingml/2006/main" xmlns:pic="http://schemas.openxmlformats.org/drawingml/2006/picture">
-            <wp:extent cx="5669280" cy="3897630"/>
-            <wp:docPr id="19" name="Picture 19"/>
-            <wp:cNvGraphicFramePr>
-              <a:graphicFrameLocks noChangeAspect="1"/>
-            </wp:cNvGraphicFramePr>
-            <a:graphic>
-              <a:graphicData uri="http://schemas.openxmlformats.org/drawingml/2006/picture">
-                <pic:pic>
-                  <pic:nvPicPr>
-                    <pic:cNvPr id="0" name="s15_multicols.png"/>
-                    <pic:cNvPicPr/>
-                  </pic:nvPicPr>
-                  <pic:blipFill>
-                    <a:blip r:embed="rId27"/>
-                    <a:stretch>
-                      <a:fillRect/>
-                    </a:stretch>
-                  </pic:blipFill>
-                  <pic:spPr>
-                    <a:xfrm>
-                      <a:off x="0" y="0"/>
-                      <a:ext cx="5669280" cy="3897630"/>
-                    </a:xfrm>
-                    <a:prstGeom prst="rect"/>
-                  </pic:spPr>
-                </pic:pic>
-              </a:graphicData>
-            </a:graphic>
-          </wp:inline>
-        </w:drawing>
-      </w:r>
-    </w:p>
-    <w:p>
-      <w:pPr>
-        <w:spacing w:after="240" w:before="0" w:line="300" w:lineRule="auto"/>
-        <w:jc w:val="center"/>
-      </w:pPr>
-      <w:r>
-        <w:rPr>
-          <w:rFonts w:ascii="微軟正黑體" w:hAnsi="微軟正黑體" w:eastAsia="微軟正黑體"/>
-          <w:b w:val="0"/>
-          <w:color w:val="555555"/>
-          <w:sz w:val="18"/>
-        </w:rPr>
-        <w:t>圖 10　多檔欄位選擇。兩份檔案的欄位已合併為同一份清單。</w:t>
-      </w:r>
-    </w:p>
-    <w:p>
-      <w:pPr>
-        <w:spacing w:before="80" w:after="40"/>
-        <w:jc w:val="center"/>
-      </w:pPr>
-      <w:r>
-        <w:drawing>
-          <wp:inline xmlns:a="http://schemas.openxmlformats.org/drawingml/2006/main" xmlns:pic="http://schemas.openxmlformats.org/drawingml/2006/picture">
-            <wp:extent cx="5669280" cy="4074795"/>
-            <wp:docPr id="18" name="Picture 18"/>
-            <wp:cNvGraphicFramePr>
-              <a:graphicFrameLocks noChangeAspect="1"/>
-            </wp:cNvGraphicFramePr>
-            <a:graphic>
-              <a:graphicData uri="http://schemas.openxmlformats.org/drawingml/2006/picture">
-                <pic:pic>
-                  <pic:nvPicPr>
-                    <pic:cNvPr id="0" name="s16_multichart.png"/>
-                    <pic:cNvPicPr/>
-                  </pic:nvPicPr>
-                  <pic:blipFill>
-                    <a:blip r:embed="rId26"/>
-                    <a:stretch>
-                      <a:fillRect/>
-                    </a:stretch>
-                  </pic:blipFill>
-                  <pic:spPr>
-                    <a:xfrm>
-                      <a:off x="0" y="0"/>
-                      <a:ext cx="5669280" cy="4074795"/>
-                    </a:xfrm>
-                    <a:prstGeom prst="rect"/>
-                  </pic:spPr>
-                </pic:pic>
-              </a:graphicData>
-            </a:graphic>
-          </wp:inline>
-        </w:drawing>
-      </w:r>
-    </w:p>
-    <w:p>
-      <w:pPr>
-        <w:spacing w:after="240" w:before="0" w:line="300" w:lineRule="auto"/>
-        <w:jc w:val="center"/>
-      </w:pPr>
-      <w:r>
-        <w:rPr>
-          <w:rFonts w:ascii="微軟正黑體" w:hAnsi="微軟正黑體" w:eastAsia="微軟正黑體"/>
-          <w:b w:val="0"/>
-          <w:color w:val="555555"/>
-          <w:sz w:val="18"/>
-        </w:rPr>
-        <w:t>圖 11　多檔疊圖結果。可一次比較不同批次的同一欄位。</w:t>
-      </w:r>
-    </w:p>
-    <w:p>
-      <w:pPr>
-        <w:pStyle w:val="Heading1"/>
-        <w:spacing w:before="320" w:after="120"/>
-      </w:pPr>
-      <w:r>
-        <w:rPr>
-          <w:rFonts w:ascii="微軟正黑體" w:hAnsi="微軟正黑體" w:eastAsia="微軟正黑體"/>
-          <w:b/>
-          <w:color w:val="1F4E79"/>
-          <w:sz w:val="28"/>
-        </w:rPr>
-        <w:t>7. IV 曲線功能</w:t>
-      </w:r>
-    </w:p>
-    <w:p>
-      <w:pPr>
-        <w:pStyle w:val="Heading2"/>
-        <w:spacing w:before="200" w:after="80"/>
-      </w:pPr>
-      <w:r>
-        <w:rPr>
-          <w:rFonts w:ascii="微軟正黑體" w:hAnsi="微軟正黑體" w:eastAsia="微軟正黑體"/>
-          <w:b/>
-          <w:color w:val="1F4E79"/>
-          <w:sz w:val="24"/>
-        </w:rPr>
-        <w:t>7.1 多檔疊圖</w:t>
-      </w:r>
-    </w:p>
-    <w:p>
-      <w:pPr>
-        <w:spacing w:after="120" w:before="0" w:line="300" w:lineRule="auto"/>
-      </w:pPr>
-      <w:r>
-        <w:rPr>
-          <w:rFonts w:ascii="微軟正黑體" w:hAnsi="微軟正黑體" w:eastAsia="微軟正黑體"/>
-          <w:b w:val="0"/>
-          <w:color w:val="333333"/>
-          <w:sz w:val="22"/>
-        </w:rPr>
-        <w:t>每個檔案各自判斷自己的電流／電壓欄位，欄位數不同的檔案也能正確疊在一起。</w:t>
-      </w:r>
-    </w:p>
-    <w:p>
-      <w:pPr>
-        <w:spacing w:before="80" w:after="40"/>
-        <w:jc w:val="center"/>
-      </w:pPr>
-      <w:r>
-        <w:drawing>
-          <wp:inline xmlns:a="http://schemas.openxmlformats.org/drawingml/2006/main" xmlns:pic="http://schemas.openxmlformats.org/drawingml/2006/picture">
-            <wp:extent cx="5669280" cy="4074795"/>
-            <wp:docPr id="17" name="Picture 17"/>
-            <wp:cNvGraphicFramePr>
-              <a:graphicFrameLocks noChangeAspect="1"/>
-            </wp:cNvGraphicFramePr>
-            <a:graphic>
-              <a:graphicData uri="http://schemas.openxmlformats.org/drawingml/2006/picture">
-                <pic:pic>
-                  <pic:nvPicPr>
-                    <pic:cNvPr id="0" name="s10_iv.png"/>
-                    <pic:cNvPicPr/>
-                  </pic:nvPicPr>
-                  <pic:blipFill>
-                    <a:blip r:embed="rId25"/>
-                    <a:stretch>
-                      <a:fillRect/>
-                    </a:stretch>
-                  </pic:blipFill>
-                  <pic:spPr>
-                    <a:xfrm>
-                      <a:off x="0" y="0"/>
-                      <a:ext cx="5669280" cy="4074795"/>
-                    </a:xfrm>
-                    <a:prstGeom prst="rect"/>
-                  </pic:spPr>
-                </pic:pic>
-              </a:graphicData>
-            </a:graphic>
-          </wp:inline>
-        </w:drawing>
-      </w:r>
-    </w:p>
-    <w:p>
-      <w:pPr>
-        <w:spacing w:after="240" w:before="0" w:line="300" w:lineRule="auto"/>
-        <w:jc w:val="center"/>
-      </w:pPr>
-      <w:r>
-        <w:rPr>
-          <w:rFonts w:ascii="微軟正黑體" w:hAnsi="微軟正黑體" w:eastAsia="微軟正黑體"/>
-          <w:b w:val="0"/>
-          <w:color w:val="555555"/>
-          <w:sz w:val="18"/>
-        </w:rPr>
-        <w:t>圖 12　IV 曲線比較（實線）與功率曲線（虛線，右側獨立 Y 軸）。</w:t>
-      </w:r>
-    </w:p>
-    <w:p>
-      <w:pPr>
-        <w:pStyle w:val="Heading2"/>
-        <w:spacing w:before="200" w:after="80"/>
-      </w:pPr>
-      <w:r>
-        <w:rPr>
-          <w:rFonts w:ascii="微軟正黑體" w:hAnsi="微軟正黑體" w:eastAsia="微軟正黑體"/>
-          <w:b/>
-          <w:color w:val="1F4E79"/>
-          <w:sz w:val="24"/>
-        </w:rPr>
-        <w:t>7.2 階梯取樣</w:t>
-      </w:r>
-    </w:p>
-    <w:p>
-      <w:pPr>
-        <w:spacing w:after="120" w:before="0" w:line="300" w:lineRule="auto"/>
-      </w:pPr>
-      <w:r>
-        <w:rPr>
-          <w:rFonts w:ascii="微軟正黑體" w:hAnsi="微軟正黑體" w:eastAsia="微軟正黑體"/>
-          <w:b w:val="0"/>
-          <w:color w:val="333333"/>
-          <w:sz w:val="22"/>
-        </w:rPr>
-        <w:t>IV 測試資料常在同一電流下連續取樣數百筆（定電流平台），直接連線會畫出大量近垂直的震盪線段。</w:t>
-      </w:r>
-    </w:p>
-    <w:p>
-      <w:pPr>
-        <w:pStyle w:val="ListParagraph"/>
-        <w:spacing w:after="60" w:line="288" w:lineRule="auto"/>
-      </w:pPr>
-      <w:r>
-        <w:rPr>
-          <w:rFonts w:ascii="微軟正黑體" w:hAnsi="微軟正黑體" w:eastAsia="微軟正黑體"/>
-          <w:b w:val="0"/>
-          <w:color w:val="333333"/>
-          <w:sz w:val="22"/>
-        </w:rPr>
-        <w:t>• 勾選「階梯取樣（每段電流留最後一筆）」後，只保留每個定電流平台的最後一筆電壓，曲線乾淨且點數大幅減少（例：2700 點 → 11 點）</w:t>
-      </w:r>
-    </w:p>
-    <w:p>
-      <w:pPr>
-        <w:pStyle w:val="ListParagraph"/>
-        <w:spacing w:after="60" w:line="288" w:lineRule="auto"/>
-      </w:pPr>
-      <w:r>
-        <w:rPr>
-          <w:rFonts w:ascii="微軟正黑體" w:hAnsi="微軟正黑體" w:eastAsia="微軟正黑體"/>
-          <w:b w:val="0"/>
-          <w:color w:val="333333"/>
-          <w:sz w:val="22"/>
-        </w:rPr>
-        <w:t>• 「電流合併誤差」滑桿可微調分群範圍（預設 0.05）；資料若沒有明顯平台，會自動全部保留</w:t>
-      </w:r>
-    </w:p>
-    <w:p>
-      <w:pPr>
-        <w:pStyle w:val="Heading2"/>
-        <w:spacing w:before="200" w:after="80"/>
-      </w:pPr>
-      <w:r>
-        <w:rPr>
-          <w:rFonts w:ascii="微軟正黑體" w:hAnsi="微軟正黑體" w:eastAsia="微軟正黑體"/>
-          <w:b/>
-          <w:color w:val="1F4E79"/>
-          <w:sz w:val="24"/>
-        </w:rPr>
-        <w:t>7.3 功率曲線</w:t>
-      </w:r>
-    </w:p>
-    <w:p>
-      <w:pPr>
-        <w:pStyle w:val="ListParagraph"/>
-        <w:spacing w:after="60" w:line="288" w:lineRule="auto"/>
-      </w:pPr>
-      <w:r>
-        <w:rPr>
-          <w:rFonts w:ascii="微軟正黑體" w:hAnsi="微軟正黑體" w:eastAsia="微軟正黑體"/>
-          <w:b w:val="0"/>
-          <w:color w:val="333333"/>
-          <w:sz w:val="22"/>
-        </w:rPr>
-        <w:t>• 檔案內有功率欄位時直接使用；沒有時自動以 P = I × V 計算</w:t>
-      </w:r>
-    </w:p>
-    <w:p>
-      <w:pPr>
-        <w:pStyle w:val="ListParagraph"/>
-        <w:spacing w:after="60" w:line="288" w:lineRule="auto"/>
-      </w:pPr>
-      <w:r>
-        <w:rPr>
-          <w:rFonts w:ascii="微軟正黑體" w:hAnsi="微軟正黑體" w:eastAsia="微軟正黑體"/>
-          <w:b w:val="0"/>
-          <w:color w:val="333333"/>
-          <w:sz w:val="22"/>
-        </w:rPr>
-        <w:t>• 右側 Y 軸標題會標示來源：Power (Watts) 或 Power (W) = I × V</w:t>
-      </w:r>
-    </w:p>
-    <w:p>
-      <w:pPr>
-        <w:pStyle w:val="Heading2"/>
-        <w:spacing w:before="200" w:after="80"/>
-      </w:pPr>
-      <w:r>
-        <w:rPr>
-          <w:rFonts w:ascii="微軟正黑體" w:hAnsi="微軟正黑體" w:eastAsia="微軟正黑體"/>
-          <w:b/>
-          <w:color w:val="1F4E79"/>
-          <w:sz w:val="24"/>
-        </w:rPr>
-        <w:t>7.4 IV 曲線的 Plotline（v2.6 新增，v2.7 增強）</w:t>
-      </w:r>
-    </w:p>
-    <w:p>
-      <w:pPr>
-        <w:spacing w:after="120" w:before="0" w:line="300" w:lineRule="auto"/>
-      </w:pPr>
-      <w:r>
-        <w:rPr>
-          <w:rFonts w:ascii="微軟正黑體" w:hAnsi="微軟正黑體" w:eastAsia="微軟正黑體"/>
-          <w:b w:val="0"/>
-          <w:color w:val="333333"/>
-          <w:sz w:val="22"/>
-        </w:rPr>
-        <w:t>IV 曲線同樣支援 Plotline，點擊一次可同時讀出電流、各曲線電壓、兩條曲線的性能差異，以及功率。</w:t>
-      </w:r>
-    </w:p>
-    <w:p>
-      <w:pPr>
-        <w:spacing w:before="80" w:after="40"/>
-        <w:jc w:val="center"/>
-      </w:pPr>
-      <w:r>
-        <w:drawing>
-          <wp:inline xmlns:a="http://schemas.openxmlformats.org/drawingml/2006/main" xmlns:pic="http://schemas.openxmlformats.org/drawingml/2006/picture">
-            <wp:extent cx="5669280" cy="4074795"/>
-            <wp:docPr id="16" name="Picture 16"/>
-            <wp:cNvGraphicFramePr>
-              <a:graphicFrameLocks noChangeAspect="1"/>
-            </wp:cNvGraphicFramePr>
-            <a:graphic>
-              <a:graphicData uri="http://schemas.openxmlformats.org/drawingml/2006/picture">
-                <pic:pic>
-                  <pic:nvPicPr>
-                    <pic:cNvPr id="0" name="s11_ivplotline.png"/>
-                    <pic:cNvPicPr/>
-                  </pic:nvPicPr>
-                  <pic:blipFill>
-                    <a:blip r:embed="rId24"/>
-                    <a:stretch>
-                      <a:fillRect/>
-                    </a:stretch>
-                  </pic:blipFill>
-                  <pic:spPr>
-                    <a:xfrm>
-                      <a:off x="0" y="0"/>
-                      <a:ext cx="5669280" cy="4074795"/>
-                    </a:xfrm>
-                    <a:prstGeom prst="rect"/>
-                  </pic:spPr>
-                </pic:pic>
-              </a:graphicData>
-            </a:graphic>
-          </wp:inline>
-        </w:drawing>
-      </w:r>
-    </w:p>
-    <w:p>
-      <w:pPr>
-        <w:spacing w:after="240" w:before="0" w:line="300" w:lineRule="auto"/>
-        <w:jc w:val="center"/>
-      </w:pPr>
-      <w:r>
-        <w:rPr>
-          <w:rFonts w:ascii="微軟正黑體" w:hAnsi="微軟正黑體" w:eastAsia="微軟正黑體"/>
-          <w:b w:val="0"/>
-          <w:color w:val="555555"/>
-          <w:sz w:val="18"/>
-        </w:rPr>
-        <w:t>圖 13　IV Plotline：依電流由小到大排序，「前-後(V)／前-後(mV)」為兩條曲線的電壓差，欄位標題顏色對應圖上曲線（v2.7）。</w:t>
-      </w:r>
-    </w:p>
-    <w:p>
-      <w:pPr>
-        <w:spacing w:after="80" w:before="0" w:line="264" w:lineRule="auto"/>
-        <w:ind w:left="432"/>
-      </w:pPr>
-      <w:r>
-        <w:rPr>
-          <w:rFonts w:ascii="Consolas" w:hAnsi="Consolas" w:eastAsia="Consolas"/>
-          <w:b w:val="0"/>
-          <w:color w:val="333333"/>
-          <w:sz w:val="19"/>
-        </w:rPr>
-        <w:t>序號 | I (A)   | 55度IV | 55度IV_850g | 前-後(V) | 前-後(mV) | P (W)</w:t>
-      </w:r>
-    </w:p>
-    <w:p>
-      <w:pPr>
-        <w:spacing w:after="80" w:before="0" w:line="264" w:lineRule="auto"/>
-        <w:ind w:left="432"/>
-      </w:pPr>
-      <w:r>
-        <w:rPr>
-          <w:rFonts w:ascii="Consolas" w:hAnsi="Consolas" w:eastAsia="Consolas"/>
-          <w:b w:val="0"/>
-          <w:color w:val="333333"/>
-          <w:sz w:val="19"/>
-        </w:rPr>
-        <w:t xml:space="preserve"> 02  | 14.9895 | 0.7153 | 0.7170      | -0.002   | -2        | 10.721</w:t>
-      </w:r>
-    </w:p>
-    <w:p>
-      <w:pPr>
-        <w:spacing w:after="80" w:before="0" w:line="264" w:lineRule="auto"/>
-        <w:ind w:left="432"/>
-      </w:pPr>
-      <w:r>
-        <w:rPr>
-          <w:rFonts w:ascii="Consolas" w:hAnsi="Consolas" w:eastAsia="Consolas"/>
-          <w:b w:val="0"/>
-          <w:color w:val="333333"/>
-          <w:sz w:val="19"/>
-        </w:rPr>
-        <w:t xml:space="preserve"> 01  | 42.4677 | 0.6405 | 0.6327      | 0.008    | 8         | 27.201</w:t>
-      </w:r>
-    </w:p>
-    <w:p>
-      <w:pPr>
-        <w:pStyle w:val="ListParagraph"/>
-        <w:spacing w:after="60" w:line="288" w:lineRule="auto"/>
-      </w:pPr>
-      <w:r>
-        <w:rPr>
-          <w:rFonts w:ascii="微軟正黑體" w:hAnsi="微軟正黑體" w:eastAsia="微軟正黑體"/>
-          <w:b w:val="0"/>
-          <w:color w:val="333333"/>
-          <w:sz w:val="22"/>
-        </w:rPr>
-        <w:t>• IV 有自己的讀值框與獨立編號（ivPlotline01…），不與一般折線圖混用</w:t>
-      </w:r>
-    </w:p>
-    <w:p>
-      <w:pPr>
-        <w:pStyle w:val="ListParagraph"/>
-        <w:spacing w:after="60" w:line="288" w:lineRule="auto"/>
-      </w:pPr>
-      <w:r>
-        <w:rPr>
-          <w:rFonts w:ascii="微軟正黑體" w:hAnsi="微軟正黑體" w:eastAsia="微軟正黑體"/>
-          <w:b w:val="0"/>
-          <w:color w:val="333333"/>
-          <w:sz w:val="22"/>
-        </w:rPr>
-        <w:t>點圖例隱藏的曲線不會列入讀值；隱藏後表格會即時移除該欄，重新顯示即恢復。</w:t>
-      </w:r>
-    </w:p>
-    <w:p>
-      <w:pPr>
-        <w:pStyle w:val="ListParagraph"/>
-      </w:pPr>
-      <w:r>
-        <w:rPr>
-          <w:sz w:val="21"/>
-        </w:rPr>
-        <w:t>• 前-後(V)／前-後(mV)：「第一條可見曲線電壓 − 第二條可見曲線電壓」，說明兩組條件的性能差距。至少要有兩條可見 IV 曲線才會出現這兩欄；隱藏任一路徑曲線時差異欄一併移除。前-後(mV) = 前-後(V) × 1000</w:t>
-      </w:r>
-    </w:p>
-    <w:p>
-      <w:pPr>
-        <w:pStyle w:val="ListParagraph"/>
-      </w:pPr>
-      <w:r>
-        <w:rPr>
-          <w:sz w:val="21"/>
-        </w:rPr>
-        <w:t>• 欄位標題的顏色與圖上對應線段相同（例：藍色曲線→藍色標題），便於辨識哪一欄屬於哪一條曲線；非曲線欄（序號、I (A)、前-後、P (W)）維持預設色</w:t>
-      </w:r>
-    </w:p>
-    <w:p>
-      <w:pPr>
-        <w:pStyle w:val="ListParagraph"/>
-      </w:pPr>
-      <w:r>
-        <w:rPr>
-          <w:sz w:val="21"/>
-        </w:rPr>
-        <w:t>• IV 讀值依 I (A) 由小到大排列，方便直接比較電流低端到高端的變化；一般折線圖仍是由大到小</w:t>
-      </w:r>
-    </w:p>
-    <w:p>
-      <w:pPr>
-        <w:pStyle w:val="Heading2"/>
-        <w:spacing w:before="200" w:after="80"/>
-      </w:pPr>
-      <w:r>
-        <w:rPr>
-          <w:rFonts w:ascii="微軟正黑體" w:hAnsi="微軟正黑體" w:eastAsia="微軟正黑體"/>
-          <w:b/>
-          <w:color w:val="1F4E79"/>
-          <w:sz w:val="24"/>
-        </w:rPr>
-        <w:t>7.5 其他顯示選項</w:t>
-      </w:r>
-    </w:p>
-    <w:p>
-      <w:pPr>
-        <w:spacing w:after="120" w:before="0" w:line="300" w:lineRule="auto"/>
-      </w:pPr>
-      <w:r>
-        <w:rPr>
-          <w:rFonts w:ascii="微軟正黑體" w:hAnsi="微軟正黑體" w:eastAsia="微軟正黑體"/>
-          <w:b w:val="0"/>
-          <w:color w:val="333333"/>
-          <w:sz w:val="22"/>
-        </w:rPr>
-        <w:t>連線曲線（預設開啟）、曲線平滑度（0～0.6）、顯示資料點、座標線（格線）開關。另有「↺ 重設」與「🗑️ 清除全部曲線」。滑鼠停在資料點上時，提示以實際軸名稱顯示（不再寫 X／Y），數值固定 3 位小數，例如：55度IV：I (A) = 29.996　E_Stack (V) = 0.596。切換 X／Y 欄位時，提示中的軸名稱會跟著變更。</w:t>
-      </w:r>
-    </w:p>
-    <w:p>
-      <w:pPr>
-        <w:pStyle w:val="Heading1"/>
-        <w:spacing w:before="320" w:after="120"/>
-      </w:pPr>
-      <w:r>
-        <w:rPr>
-          <w:rFonts w:ascii="微軟正黑體" w:hAnsi="微軟正黑體" w:eastAsia="微軟正黑體"/>
-          <w:b/>
-          <w:color w:val="1F4E79"/>
-          <w:sz w:val="28"/>
-        </w:rPr>
-        <w:t>8. 深／淺色主題切換</w:t>
-      </w:r>
-    </w:p>
-    <w:p>
-      <w:pPr>
-        <w:spacing w:after="120" w:before="0" w:line="300" w:lineRule="auto"/>
-      </w:pPr>
-      <w:r>
-        <w:rPr>
-          <w:rFonts w:ascii="微軟正黑體" w:hAnsi="微軟正黑體" w:eastAsia="微軟正黑體"/>
-          <w:b w:val="0"/>
-          <w:color w:val="333333"/>
-          <w:sz w:val="22"/>
-        </w:rPr>
-        <w:t>點擊左上角「☀️ 淺色版面」按鈕，整個介面即在深色／淺色之間切換（按鈕文字隨之變為「🌙 深色版面」）。圖表格線、座標刻度、圖例文字顏色會同步換成適合目前主題的配色；hover 十字準線與 Plotline 標記線也會自動改用在淺色底上看得清楚的顏色。</w:t>
-      </w:r>
-    </w:p>
-    <w:p>
-      <w:pPr>
-        <w:spacing w:before="80" w:after="40"/>
-        <w:jc w:val="center"/>
-      </w:pPr>
-      <w:r>
-        <w:drawing>
-          <wp:inline xmlns:a="http://schemas.openxmlformats.org/drawingml/2006/main" xmlns:pic="http://schemas.openxmlformats.org/drawingml/2006/picture">
-            <wp:extent cx="5669280" cy="4074795"/>
-            <wp:docPr id="15" name="Picture 15"/>
-            <wp:cNvGraphicFramePr>
-              <a:graphicFrameLocks noChangeAspect="1"/>
-            </wp:cNvGraphicFramePr>
-            <a:graphic>
-              <a:graphicData uri="http://schemas.openxmlformats.org/drawingml/2006/picture">
-                <pic:pic>
-                  <pic:nvPicPr>
-                    <pic:cNvPr id="0" name="s08_light.png"/>
+                    <pic:cNvPr id="0" name="image.png"/>
                     <pic:cNvPicPr/>
                   </pic:nvPicPr>
                   <pic:blipFill>
@@ -2656,7 +1027,1644 @@
           <w:color w:val="555555"/>
           <w:sz w:val="18"/>
         </w:rPr>
-        <w:t>圖 14　淺色版面。</w:t>
+        <w:t>圖 3　疊圖。本例勾選 4 個欄位，各自擁有獨立的 Y 軸。</w:t>
+      </w:r>
+    </w:p>
+    <w:p>
+      <w:pPr>
+        <w:pStyle w:val="Heading2"/>
+        <w:spacing w:before="200" w:after="80"/>
+      </w:pPr>
+      <w:r>
+        <w:rPr>
+          <w:rFonts w:ascii="微軟正黑體" w:hAnsi="微軟正黑體" w:eastAsia="微軟正黑體"/>
+          <w:b/>
+          <w:color w:val="1F4E79"/>
+          <w:sz w:val="24"/>
+        </w:rPr>
+        <w:t>4.2 個別折線圖</w:t>
+      </w:r>
+    </w:p>
+    <w:p>
+      <w:pPr>
+        <w:spacing w:after="120" w:before="0" w:line="300" w:lineRule="auto"/>
+      </w:pPr>
+      <w:r>
+        <w:rPr>
+          <w:rFonts w:ascii="微軟正黑體" w:hAnsi="微軟正黑體" w:eastAsia="微軟正黑體"/>
+          <w:b w:val="0"/>
+          <w:color w:val="333333"/>
+          <w:sz w:val="22"/>
+        </w:rPr>
+        <w:t>每個欄位各一張獨立圖，以 2 欄網格排列、全部顯示，捲動頁面即可瀏覽全部。每張圖可獨立拖曳排序（左側⠿把手）或從「⋯」選單刪除。</w:t>
+      </w:r>
+    </w:p>
+    <w:p>
+      <w:pPr>
+        <w:spacing w:before="80" w:after="40"/>
+        <w:jc w:val="center"/>
+      </w:pPr>
+      <w:r>
+        <w:drawing>
+          <wp:inline xmlns:a="http://schemas.openxmlformats.org/drawingml/2006/main" xmlns:pic="http://schemas.openxmlformats.org/drawingml/2006/picture">
+            <wp:extent cx="5669280" cy="4074795"/>
+            <wp:docPr id="41" name="Picture 41"/>
+            <wp:cNvGraphicFramePr>
+              <a:graphicFrameLocks noChangeAspect="1"/>
+            </wp:cNvGraphicFramePr>
+            <a:graphic>
+              <a:graphicData uri="http://schemas.openxmlformats.org/drawingml/2006/picture">
+                <pic:pic>
+                  <pic:nvPicPr>
+                    <pic:cNvPr id="0" name="lt04_indiv.png"/>
+                    <pic:cNvPicPr/>
+                  </pic:nvPicPr>
+                  <pic:blipFill>
+                    <a:blip r:embed="rId49"/>
+                    <a:stretch>
+                      <a:fillRect/>
+                    </a:stretch>
+                  </pic:blipFill>
+                  <pic:spPr>
+                    <a:xfrm>
+                      <a:off x="0" y="0"/>
+                      <a:ext cx="5669280" cy="4074795"/>
+                    </a:xfrm>
+                    <a:prstGeom prst="rect"/>
+                  </pic:spPr>
+                </pic:pic>
+              </a:graphicData>
+            </a:graphic>
+          </wp:inline>
+        </w:drawing>
+      </w:r>
+    </w:p>
+    <w:p>
+      <w:pPr>
+        <w:spacing w:after="240" w:before="0" w:line="300" w:lineRule="auto"/>
+        <w:jc w:val="center"/>
+      </w:pPr>
+      <w:r>
+        <w:rPr>
+          <w:rFonts w:ascii="微軟正黑體" w:hAnsi="微軟正黑體" w:eastAsia="微軟正黑體"/>
+          <w:b w:val="0"/>
+          <w:color w:val="555555"/>
+          <w:sz w:val="18"/>
+        </w:rPr>
+        <w:t>圖 4　個別圖。每欄一圖，標題列左側為拖曳把手、右側為選單。</w:t>
+      </w:r>
+    </w:p>
+    <w:p>
+      <w:pPr>
+        <w:pStyle w:val="Heading2"/>
+        <w:spacing w:before="200" w:after="80"/>
+      </w:pPr>
+      <w:r>
+        <w:rPr>
+          <w:rFonts w:ascii="微軟正黑體" w:hAnsi="微軟正黑體" w:eastAsia="微軟正黑體"/>
+          <w:b/>
+          <w:color w:val="1F4E79"/>
+          <w:sz w:val="24"/>
+        </w:rPr>
+        <w:t>4.3 十字準線（跨圖同步）</w:t>
+      </w:r>
+    </w:p>
+    <w:p>
+      <w:pPr>
+        <w:spacing w:after="120" w:before="0" w:line="300" w:lineRule="auto"/>
+      </w:pPr>
+      <w:r>
+        <w:rPr>
+          <w:rFonts w:ascii="微軟正黑體" w:hAnsi="微軟正黑體" w:eastAsia="微軟正黑體"/>
+          <w:b w:val="0"/>
+          <w:color w:val="333333"/>
+          <w:sz w:val="22"/>
+        </w:rPr>
+        <w:t>滑鼠在任一圖表上移動時，所有圖表會在同一 X 位置顯示虛線十字準線，方便比對不同欄位在同一時刻的數值。</w:t>
+      </w:r>
+    </w:p>
+    <w:p>
+      <w:pPr>
+        <w:pStyle w:val="Heading2"/>
+        <w:spacing w:before="200" w:after="80"/>
+      </w:pPr>
+      <w:r>
+        <w:rPr>
+          <w:rFonts w:ascii="微軟正黑體" w:hAnsi="微軟正黑體" w:eastAsia="微軟正黑體"/>
+          <w:b/>
+          <w:color w:val="1F4E79"/>
+          <w:sz w:val="24"/>
+        </w:rPr>
+        <w:t>4.4 縮放與平移</w:t>
+      </w:r>
+    </w:p>
+    <w:p>
+      <w:pPr>
+        <w:pStyle w:val="ListParagraph"/>
+        <w:spacing w:after="60" w:line="288" w:lineRule="auto"/>
+      </w:pPr>
+      <w:r>
+        <w:rPr>
+          <w:rFonts w:ascii="微軟正黑體" w:hAnsi="微軟正黑體" w:eastAsia="微軟正黑體"/>
+          <w:b w:val="0"/>
+          <w:color w:val="333333"/>
+          <w:sz w:val="22"/>
+        </w:rPr>
+        <w:t>• 框選縮放：按住左鍵拖曳，框選矩形範圍即放大（X 與 Y 軸同步）</w:t>
+      </w:r>
+    </w:p>
+    <w:p>
+      <w:pPr>
+        <w:pStyle w:val="ListParagraph"/>
+        <w:spacing w:after="60" w:line="288" w:lineRule="auto"/>
+      </w:pPr>
+      <w:r>
+        <w:rPr>
+          <w:rFonts w:ascii="微軟正黑體" w:hAnsi="微軟正黑體" w:eastAsia="微軟正黑體"/>
+          <w:b w:val="0"/>
+          <w:color w:val="333333"/>
+          <w:sz w:val="22"/>
+        </w:rPr>
+        <w:t>• 平移：Shift + 拖曳</w:t>
+      </w:r>
+    </w:p>
+    <w:p>
+      <w:pPr>
+        <w:pStyle w:val="ListParagraph"/>
+        <w:spacing w:after="60" w:line="288" w:lineRule="auto"/>
+      </w:pPr>
+      <w:r>
+        <w:rPr>
+          <w:rFonts w:ascii="微軟正黑體" w:hAnsi="微軟正黑體" w:eastAsia="微軟正黑體"/>
+          <w:b w:val="0"/>
+          <w:color w:val="333333"/>
+          <w:sz w:val="22"/>
+        </w:rPr>
+        <w:t>• 縮放同步：所有圖表共用同一 X 軸範圍，縮放一張圖，其他圖同步跟隨</w:t>
+      </w:r>
+    </w:p>
+    <w:p>
+      <w:pPr>
+        <w:pStyle w:val="ListParagraph"/>
+        <w:spacing w:after="60" w:line="288" w:lineRule="auto"/>
+      </w:pPr>
+      <w:r>
+        <w:rPr>
+          <w:rFonts w:ascii="微軟正黑體" w:hAnsi="微軟正黑體" w:eastAsia="微軟正黑體"/>
+          <w:b w:val="0"/>
+          <w:color w:val="333333"/>
+          <w:sz w:val="22"/>
+        </w:rPr>
+        <w:t>重設：點擊「↺ 重設」，回復初始顯示範圍並移除斜率線，並一併清除拖曳框選縮放、Shift 平移、雙擊軸設定的上下限與刻度間隔，以及該圖的讀值紀錄（圖上標記與表格）與自訂 Y 軸範圍、上下限警示、斜率結果。折線圖與 IV 曲線的行為一致；折線圖的序號由所有圖共用，僅在全部讀值都清空後才歸零</w:t>
+      </w:r>
+    </w:p>
+    <w:p>
+      <w:pPr>
+        <w:pStyle w:val="ListParagraph"/>
+        <w:spacing w:after="60" w:line="288" w:lineRule="auto"/>
+      </w:pPr>
+      <w:r>
+        <w:rPr>
+          <w:rFonts w:ascii="微軟正黑體" w:hAnsi="微軟正黑體" w:eastAsia="微軟正黑體"/>
+          <w:b w:val="0"/>
+          <w:color w:val="333333"/>
+          <w:sz w:val="22"/>
+        </w:rPr>
+        <w:t>• 沒有縮放滑輪：所有圖表（含 IV 曲線）統一只用拖曳框選縮放</w:t>
+      </w:r>
+    </w:p>
+    <w:p>
+      <w:pPr>
+        <w:spacing w:after="80" w:before="0" w:line="300" w:lineRule="auto"/>
+      </w:pPr>
+      <w:r>
+        <w:rPr>
+          <w:rFonts w:ascii="微軟正黑體" w:hAnsi="微軟正黑體" w:eastAsia="微軟正黑體"/>
+          <w:b w:val="0"/>
+          <w:color w:val="333333"/>
+          <w:sz w:val="22"/>
+        </w:rPr>
+        <w:t>框選必須拖曳超過 10 像素才會生效，因此連續點擊時滑鼠的微小位移不會被誤判成框選，不會出現「點一下畫面突然被放大成極小範圍、資料線看似消失」的情況。</w:t>
+      </w:r>
+    </w:p>
+    <w:p>
+      <w:pPr>
+        <w:pStyle w:val="Heading2"/>
+        <w:spacing w:before="200" w:after="80"/>
+      </w:pPr>
+      <w:r>
+        <w:rPr>
+          <w:rFonts w:ascii="微軟正黑體" w:hAnsi="微軟正黑體" w:eastAsia="微軟正黑體"/>
+          <w:b/>
+          <w:color w:val="1F4E79"/>
+          <w:sz w:val="24"/>
+        </w:rPr>
+        <w:t>4.5 X／Y 軸雙擊手動範圍</w:t>
+      </w:r>
+    </w:p>
+    <w:p>
+      <w:pPr>
+        <w:pStyle w:val="ListParagraph"/>
+        <w:spacing w:after="60" w:line="288" w:lineRule="auto"/>
+      </w:pPr>
+      <w:r>
+        <w:rPr>
+          <w:rFonts w:ascii="微軟正黑體" w:hAnsi="微軟正黑體" w:eastAsia="微軟正黑體"/>
+          <w:b w:val="0"/>
+          <w:color w:val="333333"/>
+          <w:sz w:val="22"/>
+        </w:rPr>
+        <w:t>• X 軸：在圖表下方的 X 軸刻度帶上快速點兩下，可輸入起始與結束值（時間型輸入 HH:mm:ss，流水號型直接輸入數值），亦可設定刻度間隔</w:t>
+      </w:r>
+    </w:p>
+    <w:p>
+      <w:pPr>
+        <w:pStyle w:val="ListParagraph"/>
+        <w:spacing w:after="60" w:line="288" w:lineRule="auto"/>
+      </w:pPr>
+      <w:r>
+        <w:rPr>
+          <w:rFonts w:ascii="微軟正黑體" w:hAnsi="微軟正黑體" w:eastAsia="微軟正黑體"/>
+          <w:b w:val="0"/>
+          <w:color w:val="333333"/>
+          <w:sz w:val="22"/>
+        </w:rPr>
+        <w:t>• Y 軸：在任一條 Y 軸上快速點兩下，可單獨設定該軸的最小值／最大值與刻度間隔；疊圖的每一條 Y 軸都能分別設定</w:t>
+      </w:r>
+    </w:p>
+    <w:p>
+      <w:pPr>
+        <w:pStyle w:val="ListParagraph"/>
+        <w:spacing w:after="60" w:line="288" w:lineRule="auto"/>
+      </w:pPr>
+      <w:r>
+        <w:rPr>
+          <w:rFonts w:ascii="微軟正黑體" w:hAnsi="微軟正黑體" w:eastAsia="微軟正黑體"/>
+          <w:b w:val="0"/>
+          <w:color w:val="333333"/>
+          <w:sz w:val="22"/>
+        </w:rPr>
+        <w:t>• 輸入視窗按 Enter 套用、Esc 或點視窗外取消；格式錯誤或起始大於結束會提示</w:t>
+      </w:r>
+    </w:p>
+    <w:p>
+      <w:pPr>
+        <w:spacing w:before="80" w:after="40"/>
+        <w:jc w:val="center"/>
+      </w:pPr>
+      <w:r>
+        <w:drawing>
+          <wp:inline xmlns:a="http://schemas.openxmlformats.org/drawingml/2006/main" xmlns:pic="http://schemas.openxmlformats.org/drawingml/2006/picture">
+            <wp:extent cx="5669280" cy="3543300"/>
+            <wp:docPr id="40" name="Picture 40"/>
+            <wp:cNvGraphicFramePr>
+              <a:graphicFrameLocks noChangeAspect="1"/>
+            </wp:cNvGraphicFramePr>
+            <a:graphic>
+              <a:graphicData uri="http://schemas.openxmlformats.org/drawingml/2006/picture">
+                <pic:pic>
+                  <pic:nvPicPr>
+                    <pic:cNvPr id="0" name="lt05_axisrange.png"/>
+                    <pic:cNvPicPr/>
+                  </pic:nvPicPr>
+                  <pic:blipFill>
+                    <a:blip r:embed="rId48"/>
+                    <a:stretch>
+                      <a:fillRect/>
+                    </a:stretch>
+                  </pic:blipFill>
+                  <pic:spPr>
+                    <a:xfrm>
+                      <a:off x="0" y="0"/>
+                      <a:ext cx="5669280" cy="3543300"/>
+                    </a:xfrm>
+                    <a:prstGeom prst="rect"/>
+                  </pic:spPr>
+                </pic:pic>
+              </a:graphicData>
+            </a:graphic>
+          </wp:inline>
+        </w:drawing>
+      </w:r>
+    </w:p>
+    <w:p>
+      <w:pPr>
+        <w:spacing w:after="240" w:before="0" w:line="300" w:lineRule="auto"/>
+        <w:jc w:val="center"/>
+      </w:pPr>
+      <w:r>
+        <w:rPr>
+          <w:rFonts w:ascii="微軟正黑體" w:hAnsi="微軟正黑體" w:eastAsia="微軟正黑體"/>
+          <w:b w:val="0"/>
+          <w:color w:val="555555"/>
+          <w:sz w:val="18"/>
+        </w:rPr>
+        <w:t>圖 5　雙擊 X 軸彈出的範圍設定視窗，預填目前顯示範圍。</w:t>
+      </w:r>
+    </w:p>
+    <w:p>
+      <w:pPr>
+        <w:pStyle w:val="Heading2"/>
+        <w:spacing w:before="200" w:after="80"/>
+      </w:pPr>
+      <w:r>
+        <w:rPr>
+          <w:rFonts w:ascii="微軟正黑體" w:hAnsi="微軟正黑體" w:eastAsia="微軟正黑體"/>
+          <w:b/>
+          <w:color w:val="1F4E79"/>
+          <w:sz w:val="24"/>
+        </w:rPr>
+        <w:t>4.6 斜率計算（迴歸分析）</w:t>
+      </w:r>
+    </w:p>
+    <w:p>
+      <w:pPr>
+        <w:pStyle w:val="ListParagraph"/>
+        <w:spacing w:after="60" w:line="288" w:lineRule="auto"/>
+      </w:pPr>
+      <w:r>
+        <w:rPr>
+          <w:rFonts w:ascii="微軟正黑體" w:hAnsi="微軟正黑體" w:eastAsia="微軟正黑體"/>
+          <w:b w:val="0"/>
+          <w:color w:val="333333"/>
+          <w:sz w:val="22"/>
+        </w:rPr>
+        <w:t>• 疊圖：點擊「📈 全部斜率」，對所有欄位在目前縮放範圍內做線性迴歸，顯示斜率與 R²</w:t>
+      </w:r>
+    </w:p>
+    <w:p>
+      <w:pPr>
+        <w:pStyle w:val="ListParagraph"/>
+        <w:spacing w:after="60" w:line="288" w:lineRule="auto"/>
+      </w:pPr>
+      <w:r>
+        <w:rPr>
+          <w:rFonts w:ascii="微軟正黑體" w:hAnsi="微軟正黑體" w:eastAsia="微軟正黑體"/>
+          <w:b w:val="0"/>
+          <w:color w:val="333333"/>
+          <w:sz w:val="22"/>
+        </w:rPr>
+        <w:t>• 個別圖：點擊「📈 斜率」，對該欄位計算線性迴歸並繪製紅色虴歸線</w:t>
+      </w:r>
+    </w:p>
+    <w:p>
+      <w:pPr>
+        <w:pStyle w:val="ListParagraph"/>
+        <w:spacing w:after="60" w:line="288" w:lineRule="auto"/>
+      </w:pPr>
+      <w:r>
+        <w:rPr>
+          <w:rFonts w:ascii="微軟正黑體" w:hAnsi="微軟正黑體" w:eastAsia="微軟正黑體"/>
+          <w:b w:val="0"/>
+          <w:color w:val="333333"/>
+          <w:sz w:val="22"/>
+        </w:rPr>
+        <w:t>• 請先框選縮放選擇要分析的範圍，再點斜率按鈕</w:t>
+      </w:r>
+    </w:p>
+    <w:p>
+      <w:pPr>
+        <w:spacing w:before="80" w:after="40"/>
+        <w:jc w:val="center"/>
+      </w:pPr>
+      <w:r>
+        <w:drawing>
+          <wp:inline xmlns:a="http://schemas.openxmlformats.org/drawingml/2006/main" xmlns:pic="http://schemas.openxmlformats.org/drawingml/2006/picture">
+            <wp:extent cx="5669280" cy="3720465"/>
+            <wp:docPr id="39" name="Picture 39"/>
+            <wp:cNvGraphicFramePr>
+              <a:graphicFrameLocks noChangeAspect="1"/>
+            </wp:cNvGraphicFramePr>
+            <a:graphic>
+              <a:graphicData uri="http://schemas.openxmlformats.org/drawingml/2006/picture">
+                <pic:pic>
+                  <pic:nvPicPr>
+                    <pic:cNvPr id="0" name="lt06_slope.png"/>
+                    <pic:cNvPicPr/>
+                  </pic:nvPicPr>
+                  <pic:blipFill>
+                    <a:blip r:embed="rId47"/>
+                    <a:stretch>
+                      <a:fillRect/>
+                    </a:stretch>
+                  </pic:blipFill>
+                  <pic:spPr>
+                    <a:xfrm>
+                      <a:off x="0" y="0"/>
+                      <a:ext cx="5669280" cy="3720465"/>
+                    </a:xfrm>
+                    <a:prstGeom prst="rect"/>
+                  </pic:spPr>
+                </pic:pic>
+              </a:graphicData>
+            </a:graphic>
+          </wp:inline>
+        </w:drawing>
+      </w:r>
+    </w:p>
+    <w:p>
+      <w:pPr>
+        <w:spacing w:after="240" w:before="0" w:line="300" w:lineRule="auto"/>
+        <w:jc w:val="center"/>
+      </w:pPr>
+      <w:r>
+        <w:rPr>
+          <w:rFonts w:ascii="微軟正黑體" w:hAnsi="微軟正黑體" w:eastAsia="微軟正黑體"/>
+          <w:b w:val="0"/>
+          <w:color w:val="555555"/>
+          <w:sz w:val="18"/>
+        </w:rPr>
+        <w:t>圖 6　全部斜率。圖下方列出各欄位的斜率與 R² 值。</w:t>
+      </w:r>
+    </w:p>
+    <w:p>
+      <w:pPr>
+        <w:pStyle w:val="Heading2"/>
+        <w:spacing w:before="200" w:after="80"/>
+      </w:pPr>
+      <w:r>
+        <w:rPr>
+          <w:rFonts w:ascii="微軟正黑體" w:hAnsi="微軟正黑體" w:eastAsia="微軟正黑體"/>
+          <w:b/>
+          <w:color w:val="1F4E79"/>
+          <w:sz w:val="24"/>
+        </w:rPr>
+        <w:t>4.7 自訂 Y 軸範圍（僅疊圖）</w:t>
+      </w:r>
+    </w:p>
+    <w:p>
+      <w:pPr>
+        <w:spacing w:after="120" w:before="0" w:line="300" w:lineRule="auto"/>
+      </w:pPr>
+      <w:r>
+        <w:rPr>
+          <w:rFonts w:ascii="微軟正黑體" w:hAnsi="微軟正黑體" w:eastAsia="微軟正黑體"/>
+          <w:b w:val="0"/>
+          <w:color w:val="333333"/>
+          <w:sz w:val="22"/>
+        </w:rPr>
+        <w:t>點擊「✏️ 自訂Y軸範圍」，可為每個欄位個別設定 Y 軸最小／最大值。面板依欄位尾端單位自動分組，多列勾選時會連動輸入。</w:t>
+      </w:r>
+    </w:p>
+    <w:p>
+      <w:pPr>
+        <w:spacing w:before="80" w:after="40"/>
+        <w:jc w:val="center"/>
+      </w:pPr>
+      <w:r>
+        <w:drawing>
+          <wp:inline xmlns:a="http://schemas.openxmlformats.org/drawingml/2006/main" xmlns:pic="http://schemas.openxmlformats.org/drawingml/2006/picture">
+            <wp:extent cx="5669280" cy="3720465"/>
+            <wp:docPr id="38" name="Picture 38"/>
+            <wp:cNvGraphicFramePr>
+              <a:graphicFrameLocks noChangeAspect="1"/>
+            </wp:cNvGraphicFramePr>
+            <a:graphic>
+              <a:graphicData uri="http://schemas.openxmlformats.org/drawingml/2006/picture">
+                <pic:pic>
+                  <pic:nvPicPr>
+                    <pic:cNvPr id="0" name="lt07_yrange.png"/>
+                    <pic:cNvPicPr/>
+                  </pic:nvPicPr>
+                  <pic:blipFill>
+                    <a:blip r:embed="rId46"/>
+                    <a:stretch>
+                      <a:fillRect/>
+                    </a:stretch>
+                  </pic:blipFill>
+                  <pic:spPr>
+                    <a:xfrm>
+                      <a:off x="0" y="0"/>
+                      <a:ext cx="5669280" cy="3720465"/>
+                    </a:xfrm>
+                    <a:prstGeom prst="rect"/>
+                  </pic:spPr>
+                </pic:pic>
+              </a:graphicData>
+            </a:graphic>
+          </wp:inline>
+        </w:drawing>
+      </w:r>
+    </w:p>
+    <w:p>
+      <w:pPr>
+        <w:spacing w:after="240" w:before="0" w:line="300" w:lineRule="auto"/>
+        <w:jc w:val="center"/>
+      </w:pPr>
+      <w:r>
+        <w:rPr>
+          <w:rFonts w:ascii="微軟正黑體" w:hAnsi="微軟正黑體" w:eastAsia="微軟正黑體"/>
+          <w:b w:val="0"/>
+          <w:color w:val="555555"/>
+          <w:sz w:val="18"/>
+        </w:rPr>
+        <w:t>圖 7　自訂 Y 軸範圍面板，每列可個別設定上下限。</w:t>
+      </w:r>
+    </w:p>
+    <w:p>
+      <w:pPr>
+        <w:pStyle w:val="Heading2"/>
+        <w:spacing w:before="200" w:after="80"/>
+      </w:pPr>
+      <w:r>
+        <w:rPr>
+          <w:rFonts w:ascii="微軟正黑體" w:hAnsi="微軟正黑體" w:eastAsia="微軟正黑體"/>
+          <w:b/>
+          <w:color w:val="1F4E79"/>
+          <w:sz w:val="24"/>
+        </w:rPr>
+        <w:t>4.8 上下限警示</w:t>
+      </w:r>
+    </w:p>
+    <w:p>
+      <w:pPr>
+        <w:pStyle w:val="ListParagraph"/>
+        <w:spacing w:after="60" w:line="288" w:lineRule="auto"/>
+      </w:pPr>
+      <w:r>
+        <w:rPr>
+          <w:rFonts w:ascii="微軟正黑體" w:hAnsi="微軟正黑體" w:eastAsia="微軟正黑體"/>
+          <w:b w:val="0"/>
+          <w:color w:val="333333"/>
+          <w:sz w:val="22"/>
+        </w:rPr>
+        <w:t>• 疊圖：點擊「🔴 上下限警示」，為每個欄位設定下限／上限，超出範圍的線段以紅色顯示並加粗</w:t>
+      </w:r>
+    </w:p>
+    <w:p>
+      <w:pPr>
+        <w:pStyle w:val="ListParagraph"/>
+        <w:spacing w:after="60" w:line="288" w:lineRule="auto"/>
+      </w:pPr>
+      <w:r>
+        <w:rPr>
+          <w:rFonts w:ascii="微軟正黑體" w:hAnsi="微軟正黑體" w:eastAsia="微軟正黑體"/>
+          <w:b w:val="0"/>
+          <w:color w:val="333333"/>
+          <w:sz w:val="22"/>
+        </w:rPr>
+        <w:t>• 個別圖：每張圖下方有「下限／上限」輸入框與「套用／歸零」按鈕</w:t>
+      </w:r>
+    </w:p>
+    <w:p>
+      <w:pPr>
+        <w:pStyle w:val="Heading2"/>
+        <w:spacing w:before="200" w:after="80"/>
+      </w:pPr>
+      <w:r>
+        <w:rPr>
+          <w:rFonts w:ascii="微軟正黑體" w:hAnsi="微軟正黑體" w:eastAsia="微軟正黑體"/>
+          <w:b/>
+          <w:color w:val="1F4E79"/>
+          <w:sz w:val="24"/>
+        </w:rPr>
+        <w:t>4.9 壓差曲線（僅疊圖）</w:t>
+      </w:r>
+    </w:p>
+    <w:p>
+      <w:pPr>
+        <w:spacing w:after="120" w:before="0" w:line="300" w:lineRule="auto"/>
+      </w:pPr>
+      <w:r>
+        <w:rPr>
+          <w:rFonts w:ascii="微軟正黑體" w:hAnsi="微軟正黑體" w:eastAsia="微軟正黑體"/>
+          <w:b w:val="0"/>
+          <w:color w:val="333333"/>
+          <w:sz w:val="22"/>
+        </w:rPr>
+        <w:t>點擊「📊 壓差曲線」，從兩個下拉選單選取欄位 A、B，點「確認新增」後在疊圖上新增一條虛線的「|A − B|」壓差曲線，並附獨立 Y 軸。</w:t>
+      </w:r>
+    </w:p>
+    <w:p>
+      <w:pPr>
+        <w:spacing w:before="80" w:after="40"/>
+        <w:jc w:val="center"/>
+      </w:pPr>
+      <w:r>
+        <w:drawing>
+          <wp:inline xmlns:a="http://schemas.openxmlformats.org/drawingml/2006/main" xmlns:pic="http://schemas.openxmlformats.org/drawingml/2006/picture">
+            <wp:extent cx="5669280" cy="3720465"/>
+            <wp:docPr id="37" name="Picture 37"/>
+            <wp:cNvGraphicFramePr>
+              <a:graphicFrameLocks noChangeAspect="1"/>
+            </wp:cNvGraphicFramePr>
+            <a:graphic>
+              <a:graphicData uri="http://schemas.openxmlformats.org/drawingml/2006/picture">
+                <pic:pic>
+                  <pic:nvPicPr>
+                    <pic:cNvPr id="0" name="lt08_diff.png"/>
+                    <pic:cNvPicPr/>
+                  </pic:nvPicPr>
+                  <pic:blipFill>
+                    <a:blip r:embed="rId45"/>
+                    <a:stretch>
+                      <a:fillRect/>
+                    </a:stretch>
+                  </pic:blipFill>
+                  <pic:spPr>
+                    <a:xfrm>
+                      <a:off x="0" y="0"/>
+                      <a:ext cx="5669280" cy="3720465"/>
+                    </a:xfrm>
+                    <a:prstGeom prst="rect"/>
+                  </pic:spPr>
+                </pic:pic>
+              </a:graphicData>
+            </a:graphic>
+          </wp:inline>
+        </w:drawing>
+      </w:r>
+    </w:p>
+    <w:p>
+      <w:pPr>
+        <w:spacing w:after="240" w:before="0" w:line="300" w:lineRule="auto"/>
+        <w:jc w:val="center"/>
+      </w:pPr>
+      <w:r>
+        <w:rPr>
+          <w:rFonts w:ascii="微軟正黑體" w:hAnsi="微軟正黑體" w:eastAsia="微軟正黑體"/>
+          <w:b w:val="0"/>
+          <w:color w:val="555555"/>
+          <w:sz w:val="18"/>
+        </w:rPr>
+        <w:t>圖 8　壓差曲線面板，選擇兩個欄位計算差值。</w:t>
+      </w:r>
+    </w:p>
+    <w:p>
+      <w:pPr>
+        <w:pStyle w:val="Heading2"/>
+        <w:spacing w:before="200" w:after="80"/>
+      </w:pPr>
+      <w:r>
+        <w:rPr>
+          <w:rFonts w:ascii="微軟正黑體" w:hAnsi="微軟正黑體" w:eastAsia="微軟正黑體"/>
+          <w:b/>
+          <w:color w:val="1F4E79"/>
+          <w:sz w:val="24"/>
+        </w:rPr>
+        <w:t>4.10 個別圖表管理</w:t>
+      </w:r>
+    </w:p>
+    <w:p>
+      <w:pPr>
+        <w:spacing w:after="120" w:before="0" w:line="300" w:lineRule="auto"/>
+      </w:pPr>
+      <w:r>
+        <w:rPr>
+          <w:rFonts w:ascii="微軟正黑體" w:hAnsi="微軟正黑體" w:eastAsia="微軟正黑體"/>
+          <w:b w:val="0"/>
+          <w:color w:val="333333"/>
+          <w:sz w:val="22"/>
+        </w:rPr>
+        <w:t>每個個別圖標題列左側有拖曳手柄「⠿」，右側有「⋯」選單可刪除該圖。拖曳排序由 Sortable.js 實現，拖到視窗邊緣會自動加速捲動。</w:t>
+      </w:r>
+    </w:p>
+    <w:p>
+      <w:pPr>
+        <w:pStyle w:val="Heading1"/>
+        <w:spacing w:before="320" w:after="120"/>
+      </w:pPr>
+      <w:r>
+        <w:rPr>
+          <w:rFonts w:ascii="微軟正黑體" w:hAnsi="微軟正黑體" w:eastAsia="微軟正黑體"/>
+          <w:b/>
+          <w:color w:val="1F4E79"/>
+          <w:sz w:val="28"/>
+        </w:rPr>
+        <w:t>5. Plotline 讀值功能</w:t>
+      </w:r>
+    </w:p>
+    <w:p>
+      <w:pPr>
+        <w:spacing w:after="120" w:before="0" w:line="300" w:lineRule="auto"/>
+      </w:pPr>
+      <w:r>
+        <w:rPr>
+          <w:rFonts w:ascii="微軟正黑體" w:hAnsi="微軟正黑體" w:eastAsia="微軟正黑體"/>
+          <w:b w:val="0"/>
+          <w:color w:val="333333"/>
+          <w:sz w:val="22"/>
+        </w:rPr>
+        <w:t>開啟左上角的「📏 Plotline」按鈕（亮藍底表示已開啟）後，在圖表的繪圖區內點擊，可讀出該位置的數值，並在圖上留下垂直標記線與編號。</w:t>
+      </w:r>
+    </w:p>
+    <w:p>
+      <w:pPr>
+        <w:pStyle w:val="Heading2"/>
+        <w:spacing w:before="200" w:after="80"/>
+      </w:pPr>
+      <w:r>
+        <w:rPr>
+          <w:rFonts w:ascii="微軟正黑體" w:hAnsi="微軟正黑體" w:eastAsia="微軟正黑體"/>
+          <w:b/>
+          <w:color w:val="1F4E79"/>
+          <w:sz w:val="24"/>
+        </w:rPr>
+        <w:t>5.1 讀值表格</w:t>
+      </w:r>
+    </w:p>
+    <w:p>
+      <w:pPr>
+        <w:spacing w:after="80" w:before="0" w:line="300" w:lineRule="auto"/>
+      </w:pPr>
+      <w:r>
+        <w:rPr>
+          <w:rFonts w:ascii="微軟正黑體" w:hAnsi="微軟正黑體" w:eastAsia="微軟正黑體"/>
+          <w:b w:val="0"/>
+          <w:color w:val="333333"/>
+          <w:sz w:val="22"/>
+        </w:rPr>
+        <w:t>讀值結果以表格呈現：第一欄為序號，第一列為各欄位標籤。一般折線圖依 X 值由大到小排列；IV 曲線依 I (A) 由小到大排列（兩者的序號都保留點擊順序）。</w:t>
+      </w:r>
+    </w:p>
+    <w:p>
+      <w:pPr>
+        <w:spacing w:before="80" w:after="40"/>
+        <w:jc w:val="center"/>
+      </w:pPr>
+      <w:r>
+        <w:drawing>
+          <wp:inline xmlns:a="http://schemas.openxmlformats.org/drawingml/2006/main" xmlns:pic="http://schemas.openxmlformats.org/drawingml/2006/picture">
+            <wp:extent cx="5669280" cy="4074795"/>
+            <wp:docPr id="36" name="Picture 36"/>
+            <wp:cNvGraphicFramePr>
+              <a:graphicFrameLocks noChangeAspect="1"/>
+            </wp:cNvGraphicFramePr>
+            <a:graphic>
+              <a:graphicData uri="http://schemas.openxmlformats.org/drawingml/2006/picture">
+                <pic:pic>
+                  <pic:nvPicPr>
+                    <pic:cNvPr id="0" name="lt09_plotline.png"/>
+                    <pic:cNvPicPr/>
+                  </pic:nvPicPr>
+                  <pic:blipFill>
+                    <a:blip r:embed="rId44"/>
+                    <a:stretch>
+                      <a:fillRect/>
+                    </a:stretch>
+                  </pic:blipFill>
+                  <pic:spPr>
+                    <a:xfrm>
+                      <a:off x="0" y="0"/>
+                      <a:ext cx="5669280" cy="4074795"/>
+                    </a:xfrm>
+                    <a:prstGeom prst="rect"/>
+                  </pic:spPr>
+                </pic:pic>
+              </a:graphicData>
+            </a:graphic>
+          </wp:inline>
+        </w:drawing>
+      </w:r>
+    </w:p>
+    <w:p>
+      <w:pPr>
+        <w:spacing w:after="240" w:before="0" w:line="300" w:lineRule="auto"/>
+        <w:jc w:val="center"/>
+      </w:pPr>
+      <w:r>
+        <w:rPr>
+          <w:rFonts w:ascii="微軟正黑體" w:hAnsi="微軟正黑體" w:eastAsia="微軟正黑體"/>
+          <w:b w:val="0"/>
+          <w:color w:val="555555"/>
+          <w:sz w:val="18"/>
+        </w:rPr>
+        <w:t>圖 9　Plotline 讀值。圖上垂直標記線對應表格中的序號。</w:t>
+      </w:r>
+    </w:p>
+    <w:p>
+      <w:pPr>
+        <w:spacing w:after="80" w:before="0" w:line="264" w:lineRule="auto"/>
+        <w:ind w:left="432"/>
+      </w:pPr>
+      <w:r>
+        <w:rPr>
+          <w:rFonts w:ascii="Consolas" w:hAnsi="Consolas" w:eastAsia="Consolas"/>
+          <w:b w:val="0"/>
+          <w:color w:val="333333"/>
+          <w:sz w:val="19"/>
+        </w:rPr>
+        <w:t>序號 | Time      | TT6603 T-PV (℃) | TT6604 T-PV (℃) | TT6605 T-PV (℃)</w:t>
+      </w:r>
+    </w:p>
+    <w:p>
+      <w:pPr>
+        <w:spacing w:after="80" w:before="0" w:line="264" w:lineRule="auto"/>
+        <w:ind w:left="432"/>
+      </w:pPr>
+      <w:r>
+        <w:rPr>
+          <w:rFonts w:ascii="Consolas" w:hAnsi="Consolas" w:eastAsia="Consolas"/>
+          <w:b w:val="0"/>
+          <w:color w:val="333333"/>
+          <w:sz w:val="19"/>
+        </w:rPr>
+        <w:t xml:space="preserve"> 03  | 09:21:10  | 29.5             | 31.1             | 33.4</w:t>
+      </w:r>
+    </w:p>
+    <w:p>
+      <w:pPr>
+        <w:spacing w:after="80" w:before="0" w:line="264" w:lineRule="auto"/>
+        <w:ind w:left="432"/>
+      </w:pPr>
+      <w:r>
+        <w:rPr>
+          <w:rFonts w:ascii="Consolas" w:hAnsi="Consolas" w:eastAsia="Consolas"/>
+          <w:b w:val="0"/>
+          <w:color w:val="333333"/>
+          <w:sz w:val="19"/>
+        </w:rPr>
+        <w:t xml:space="preserve"> 02  | 02:46:30  | 29.9             | 31.4             | 33.8</w:t>
+      </w:r>
+    </w:p>
+    <w:p>
+      <w:pPr>
+        <w:spacing w:after="80" w:before="0" w:line="264" w:lineRule="auto"/>
+        <w:ind w:left="432"/>
+      </w:pPr>
+      <w:r>
+        <w:rPr>
+          <w:rFonts w:ascii="Consolas" w:hAnsi="Consolas" w:eastAsia="Consolas"/>
+          <w:b w:val="0"/>
+          <w:color w:val="333333"/>
+          <w:sz w:val="19"/>
+        </w:rPr>
+        <w:t xml:space="preserve"> 01  | 16:09:40  | 29.7             | 30.8             | 33.1</w:t>
+      </w:r>
+    </w:p>
+    <w:p>
+      <w:pPr>
+        <w:pStyle w:val="ListParagraph"/>
+        <w:spacing w:after="60" w:line="288" w:lineRule="auto"/>
+      </w:pPr>
+      <w:r>
+        <w:rPr>
+          <w:rFonts w:ascii="微軟正黑體" w:hAnsi="微軟正黑體" w:eastAsia="微軟正黑體"/>
+          <w:b w:val="0"/>
+          <w:color w:val="333333"/>
+          <w:sz w:val="22"/>
+        </w:rPr>
+        <w:t>• 欄位標籤依點擊順序自動展開，X 欄（時間或流水號）固定在第一個</w:t>
+      </w:r>
+    </w:p>
+    <w:p>
+      <w:pPr>
+        <w:pStyle w:val="ListParagraph"/>
+        <w:spacing w:after="60" w:line="288" w:lineRule="auto"/>
+      </w:pPr>
+      <w:r>
+        <w:rPr>
+          <w:rFonts w:ascii="微軟正黑體" w:hAnsi="微軟正黑體" w:eastAsia="微軟正黑體"/>
+          <w:b w:val="0"/>
+          <w:color w:val="333333"/>
+          <w:sz w:val="22"/>
+        </w:rPr>
+        <w:t>• 數字採等寬對齊方便垂直比較；滑鼠移過整列會 highlight</w:t>
+      </w:r>
+    </w:p>
+    <w:p>
+      <w:pPr>
+        <w:pStyle w:val="ListParagraph"/>
+        <w:spacing w:after="60" w:line="288" w:lineRule="auto"/>
+      </w:pPr>
+      <w:r>
+        <w:rPr>
+          <w:rFonts w:ascii="微軟正黑體" w:hAnsi="微軟正黑體" w:eastAsia="微軟正黑體"/>
+          <w:b w:val="0"/>
+          <w:color w:val="333333"/>
+          <w:sz w:val="22"/>
+        </w:rPr>
+        <w:t>• 讀值區最多顯示 260px 高，超過可捲動</w:t>
+      </w:r>
+    </w:p>
+    <w:p>
+      <w:pPr>
+        <w:pStyle w:val="Heading2"/>
+        <w:spacing w:before="200" w:after="80"/>
+      </w:pPr>
+      <w:r>
+        <w:rPr>
+          <w:rFonts w:ascii="微軟正黑體" w:hAnsi="微軟正黑體" w:eastAsia="微軟正黑體"/>
+          <w:b/>
+          <w:color w:val="1F4E79"/>
+          <w:sz w:val="24"/>
+        </w:rPr>
+        <w:t>5.2 標記線與清除</w:t>
+      </w:r>
+    </w:p>
+    <w:p>
+      <w:pPr>
+        <w:pStyle w:val="ListParagraph"/>
+        <w:spacing w:after="60" w:line="288" w:lineRule="auto"/>
+      </w:pPr>
+      <w:r>
+        <w:rPr>
+          <w:rFonts w:ascii="微軟正黑體" w:hAnsi="微軟正黑體" w:eastAsia="微軟正黑體"/>
+          <w:b w:val="0"/>
+          <w:color w:val="333333"/>
+          <w:sz w:val="22"/>
+        </w:rPr>
+        <w:t>• 點擊的同時會在該圖畫一條垂直實線標記，線旁標示順序編號</w:t>
+      </w:r>
+    </w:p>
+    <w:p>
+      <w:pPr>
+        <w:pStyle w:val="ListParagraph"/>
+        <w:spacing w:after="60" w:line="288" w:lineRule="auto"/>
+      </w:pPr>
+      <w:r>
+        <w:rPr>
+          <w:rFonts w:ascii="微軟正黑體" w:hAnsi="微軟正黑體" w:eastAsia="微軟正黑體"/>
+          <w:b w:val="0"/>
+          <w:color w:val="333333"/>
+          <w:sz w:val="22"/>
+        </w:rPr>
+        <w:t>• 標記線顏色自動避開該圖的折線顏色；淺色主題下會自動改用較深的顏色</w:t>
+      </w:r>
+    </w:p>
+    <w:p>
+      <w:pPr>
+        <w:pStyle w:val="ListParagraph"/>
+        <w:spacing w:after="60" w:line="288" w:lineRule="auto"/>
+      </w:pPr>
+      <w:r>
+        <w:rPr>
+          <w:rFonts w:ascii="微軟正黑體" w:hAnsi="微軟正黑體" w:eastAsia="微軟正黑體"/>
+          <w:b w:val="0"/>
+          <w:color w:val="333333"/>
+          <w:sz w:val="22"/>
+        </w:rPr>
+        <w:t>• Plotline 開啟期間會停用拖曳縮放與平移，避免讀值時誤觸</w:t>
+      </w:r>
+    </w:p>
+    <w:p>
+      <w:pPr>
+        <w:pStyle w:val="ListParagraph"/>
+        <w:spacing w:after="60" w:line="288" w:lineRule="auto"/>
+      </w:pPr>
+      <w:r>
+        <w:rPr>
+          <w:rFonts w:ascii="微軟正黑體" w:hAnsi="微軟正黑體" w:eastAsia="微軟正黑體"/>
+          <w:b w:val="0"/>
+          <w:color w:val="333333"/>
+          <w:sz w:val="22"/>
+        </w:rPr>
+        <w:t>• 關閉再開啟 Plotline 會清除所有標記與數值紀錄；重新載入檔案亦會清除</w:t>
+      </w:r>
+    </w:p>
+    <w:p>
+      <w:pPr>
+        <w:pStyle w:val="Heading1"/>
+        <w:spacing w:before="320" w:after="120"/>
+      </w:pPr>
+      <w:r>
+        <w:rPr>
+          <w:rFonts w:ascii="微軟正黑體" w:hAnsi="微軟正黑體" w:eastAsia="微軟正黑體"/>
+          <w:b/>
+          <w:color w:val="1F4E79"/>
+          <w:sz w:val="28"/>
+        </w:rPr>
+        <w:t>6. 多檔疊圖比較</w:t>
+      </w:r>
+    </w:p>
+    <w:p>
+      <w:pPr>
+        <w:spacing w:after="120" w:before="0" w:line="300" w:lineRule="auto"/>
+      </w:pPr>
+      <w:r>
+        <w:rPr>
+          <w:rFonts w:ascii="微軟正黑體" w:hAnsi="微軟正黑體" w:eastAsia="微軟正黑體"/>
+          <w:b w:val="0"/>
+          <w:color w:val="333333"/>
+          <w:sz w:val="22"/>
+        </w:rPr>
+        <w:t>一次選擇 2～6 個檔案時，系統會把各檔欄位依名稱合併成一份清單，勾選欄位後每個「檔案 × 欄位」各畫成一條曲線，圖例顯示為「檔名：欄名」。</w:t>
+      </w:r>
+    </w:p>
+    <w:p>
+      <w:pPr>
+        <w:spacing w:before="80" w:after="40"/>
+        <w:jc w:val="center"/>
+      </w:pPr>
+      <w:r>
+        <w:drawing>
+          <wp:inline xmlns:a="http://schemas.openxmlformats.org/drawingml/2006/main" xmlns:pic="http://schemas.openxmlformats.org/drawingml/2006/picture">
+            <wp:extent cx="5669280" cy="3897630"/>
+            <wp:docPr id="35" name="Picture 35"/>
+            <wp:cNvGraphicFramePr>
+              <a:graphicFrameLocks noChangeAspect="1"/>
+            </wp:cNvGraphicFramePr>
+            <a:graphic>
+              <a:graphicData uri="http://schemas.openxmlformats.org/drawingml/2006/picture">
+                <pic:pic>
+                  <pic:nvPicPr>
+                    <pic:cNvPr id="0" name="lt10_multicols.png"/>
+                    <pic:cNvPicPr/>
+                  </pic:nvPicPr>
+                  <pic:blipFill>
+                    <a:blip r:embed="rId43"/>
+                    <a:stretch>
+                      <a:fillRect/>
+                    </a:stretch>
+                  </pic:blipFill>
+                  <pic:spPr>
+                    <a:xfrm>
+                      <a:off x="0" y="0"/>
+                      <a:ext cx="5669280" cy="3897630"/>
+                    </a:xfrm>
+                    <a:prstGeom prst="rect"/>
+                  </pic:spPr>
+                </pic:pic>
+              </a:graphicData>
+            </a:graphic>
+          </wp:inline>
+        </w:drawing>
+      </w:r>
+    </w:p>
+    <w:p>
+      <w:pPr>
+        <w:spacing w:after="240" w:before="0" w:line="300" w:lineRule="auto"/>
+        <w:jc w:val="center"/>
+      </w:pPr>
+      <w:r>
+        <w:rPr>
+          <w:rFonts w:ascii="微軟正黑體" w:hAnsi="微軟正黑體" w:eastAsia="微軟正黑體"/>
+          <w:b w:val="0"/>
+          <w:color w:val="555555"/>
+          <w:sz w:val="18"/>
+        </w:rPr>
+        <w:t>圖 10　多檔欄位選擇。兩份檔案的欄位已合併為同一份清單。</w:t>
+      </w:r>
+    </w:p>
+    <w:p>
+      <w:pPr>
+        <w:spacing w:before="80" w:after="40"/>
+        <w:jc w:val="center"/>
+      </w:pPr>
+      <w:r>
+        <w:drawing>
+          <wp:inline xmlns:a="http://schemas.openxmlformats.org/drawingml/2006/main" xmlns:pic="http://schemas.openxmlformats.org/drawingml/2006/picture">
+            <wp:extent cx="5669280" cy="4074795"/>
+            <wp:docPr id="34" name="Picture 34"/>
+            <wp:cNvGraphicFramePr>
+              <a:graphicFrameLocks noChangeAspect="1"/>
+            </wp:cNvGraphicFramePr>
+            <a:graphic>
+              <a:graphicData uri="http://schemas.openxmlformats.org/drawingml/2006/picture">
+                <pic:pic>
+                  <pic:nvPicPr>
+                    <pic:cNvPr id="0" name="lt11_multichart.png"/>
+                    <pic:cNvPicPr/>
+                  </pic:nvPicPr>
+                  <pic:blipFill>
+                    <a:blip r:embed="rId42"/>
+                    <a:stretch>
+                      <a:fillRect/>
+                    </a:stretch>
+                  </pic:blipFill>
+                  <pic:spPr>
+                    <a:xfrm>
+                      <a:off x="0" y="0"/>
+                      <a:ext cx="5669280" cy="4074795"/>
+                    </a:xfrm>
+                    <a:prstGeom prst="rect"/>
+                  </pic:spPr>
+                </pic:pic>
+              </a:graphicData>
+            </a:graphic>
+          </wp:inline>
+        </w:drawing>
+      </w:r>
+    </w:p>
+    <w:p>
+      <w:pPr>
+        <w:spacing w:after="240" w:before="0" w:line="300" w:lineRule="auto"/>
+        <w:jc w:val="center"/>
+      </w:pPr>
+      <w:r>
+        <w:rPr>
+          <w:rFonts w:ascii="微軟正黑體" w:hAnsi="微軟正黑體" w:eastAsia="微軟正黑體"/>
+          <w:b w:val="0"/>
+          <w:color w:val="555555"/>
+          <w:sz w:val="18"/>
+        </w:rPr>
+        <w:t>圖 11　多檔疊圖結果。可一次比較不同批次的同一欄位。</w:t>
+      </w:r>
+    </w:p>
+    <w:p>
+      <w:pPr>
+        <w:pStyle w:val="Heading1"/>
+        <w:spacing w:before="320" w:after="120"/>
+      </w:pPr>
+      <w:r>
+        <w:rPr>
+          <w:rFonts w:ascii="微軟正黑體" w:hAnsi="微軟正黑體" w:eastAsia="微軟正黑體"/>
+          <w:b/>
+          <w:color w:val="1F4E79"/>
+          <w:sz w:val="28"/>
+        </w:rPr>
+        <w:t>7. IV 曲線功能</w:t>
+      </w:r>
+    </w:p>
+    <w:p>
+      <w:pPr>
+        <w:pStyle w:val="Heading2"/>
+        <w:spacing w:before="200" w:after="80"/>
+      </w:pPr>
+      <w:r>
+        <w:rPr>
+          <w:rFonts w:ascii="微軟正黑體" w:hAnsi="微軟正黑體" w:eastAsia="微軟正黑體"/>
+          <w:b/>
+          <w:color w:val="1F4E79"/>
+          <w:sz w:val="24"/>
+        </w:rPr>
+        <w:t>7.1 多檔疊圖</w:t>
+      </w:r>
+    </w:p>
+    <w:p>
+      <w:pPr>
+        <w:spacing w:after="120" w:before="0" w:line="300" w:lineRule="auto"/>
+      </w:pPr>
+      <w:r>
+        <w:rPr>
+          <w:rFonts w:ascii="微軟正黑體" w:hAnsi="微軟正黑體" w:eastAsia="微軟正黑體"/>
+          <w:b w:val="0"/>
+          <w:color w:val="333333"/>
+          <w:sz w:val="22"/>
+        </w:rPr>
+        <w:t>每個檔案各自判斷自己的電流／電壓欄位，欄位數不同的檔案也能正確疊在一起。</w:t>
+      </w:r>
+    </w:p>
+    <w:p>
+      <w:pPr>
+        <w:spacing w:before="80" w:after="40"/>
+        <w:jc w:val="center"/>
+      </w:pPr>
+      <w:r>
+        <w:drawing>
+          <wp:inline xmlns:a="http://schemas.openxmlformats.org/drawingml/2006/main" xmlns:pic="http://schemas.openxmlformats.org/drawingml/2006/picture">
+            <wp:extent cx="5669280" cy="4074795"/>
+            <wp:docPr id="33" name="Picture 33"/>
+            <wp:cNvGraphicFramePr>
+              <a:graphicFrameLocks noChangeAspect="1"/>
+            </wp:cNvGraphicFramePr>
+            <a:graphic>
+              <a:graphicData uri="http://schemas.openxmlformats.org/drawingml/2006/picture">
+                <pic:pic>
+                  <pic:nvPicPr>
+                    <pic:cNvPr id="0" name="lt12_iv.png"/>
+                    <pic:cNvPicPr/>
+                  </pic:nvPicPr>
+                  <pic:blipFill>
+                    <a:blip r:embed="rId41"/>
+                    <a:stretch>
+                      <a:fillRect/>
+                    </a:stretch>
+                  </pic:blipFill>
+                  <pic:spPr>
+                    <a:xfrm>
+                      <a:off x="0" y="0"/>
+                      <a:ext cx="5669280" cy="4074795"/>
+                    </a:xfrm>
+                    <a:prstGeom prst="rect"/>
+                  </pic:spPr>
+                </pic:pic>
+              </a:graphicData>
+            </a:graphic>
+          </wp:inline>
+        </w:drawing>
+      </w:r>
+    </w:p>
+    <w:p>
+      <w:pPr>
+        <w:spacing w:after="240" w:before="0" w:line="300" w:lineRule="auto"/>
+        <w:jc w:val="center"/>
+      </w:pPr>
+      <w:r>
+        <w:rPr>
+          <w:rFonts w:ascii="微軟正黑體" w:hAnsi="微軟正黑體" w:eastAsia="微軟正黑體"/>
+          <w:b w:val="0"/>
+          <w:color w:val="555555"/>
+          <w:sz w:val="18"/>
+        </w:rPr>
+        <w:t>圖 12　IV 曲線比較（實線）與功率曲線（虛線，右側獨立 Y 軸）。</w:t>
+      </w:r>
+    </w:p>
+    <w:p>
+      <w:pPr>
+        <w:pStyle w:val="Heading2"/>
+        <w:spacing w:before="200" w:after="80"/>
+      </w:pPr>
+      <w:r>
+        <w:rPr>
+          <w:rFonts w:ascii="微軟正黑體" w:hAnsi="微軟正黑體" w:eastAsia="微軟正黑體"/>
+          <w:b/>
+          <w:color w:val="1F4E79"/>
+          <w:sz w:val="24"/>
+        </w:rPr>
+        <w:t>7.2 階梯取樣</w:t>
+      </w:r>
+    </w:p>
+    <w:p>
+      <w:pPr>
+        <w:spacing w:after="120" w:before="0" w:line="300" w:lineRule="auto"/>
+      </w:pPr>
+      <w:r>
+        <w:rPr>
+          <w:rFonts w:ascii="微軟正黑體" w:hAnsi="微軟正黑體" w:eastAsia="微軟正黑體"/>
+          <w:b w:val="0"/>
+          <w:color w:val="333333"/>
+          <w:sz w:val="22"/>
+        </w:rPr>
+        <w:t>IV 測試資料常在同一電流下連續取樣數百筆（定電流平台），直接連線會畫出大量近垂直的震盪線段。</w:t>
+      </w:r>
+    </w:p>
+    <w:p>
+      <w:pPr>
+        <w:pStyle w:val="ListParagraph"/>
+        <w:spacing w:after="60" w:line="288" w:lineRule="auto"/>
+      </w:pPr>
+      <w:r>
+        <w:rPr>
+          <w:rFonts w:ascii="微軟正黑體" w:hAnsi="微軟正黑體" w:eastAsia="微軟正黑體"/>
+          <w:b w:val="0"/>
+          <w:color w:val="333333"/>
+          <w:sz w:val="22"/>
+        </w:rPr>
+        <w:t>• 勾選「階梯取樣（每段電流留最後一筆）」後，只保留每個定電流平台的最後一筆電壓，曲線乾淨且點數大幅減少（例：2700 點 → 11 點）</w:t>
+      </w:r>
+    </w:p>
+    <w:p>
+      <w:pPr>
+        <w:pStyle w:val="ListParagraph"/>
+        <w:spacing w:after="60" w:line="288" w:lineRule="auto"/>
+      </w:pPr>
+      <w:r>
+        <w:rPr>
+          <w:rFonts w:ascii="微軟正黑體" w:hAnsi="微軟正黑體" w:eastAsia="微軟正黑體"/>
+          <w:b w:val="0"/>
+          <w:color w:val="333333"/>
+          <w:sz w:val="22"/>
+        </w:rPr>
+        <w:t>• 「電流合併誤差」滑桿可微調分群範圍（預設 0.05）；資料若沒有明顯平台，會自動全部保留</w:t>
+      </w:r>
+    </w:p>
+    <w:p>
+      <w:pPr>
+        <w:pStyle w:val="Heading2"/>
+        <w:spacing w:before="200" w:after="80"/>
+      </w:pPr>
+      <w:r>
+        <w:rPr>
+          <w:rFonts w:ascii="微軟正黑體" w:hAnsi="微軟正黑體" w:eastAsia="微軟正黑體"/>
+          <w:b/>
+          <w:color w:val="1F4E79"/>
+          <w:sz w:val="24"/>
+        </w:rPr>
+        <w:t>7.3 功率曲線</w:t>
+      </w:r>
+    </w:p>
+    <w:p>
+      <w:pPr>
+        <w:pStyle w:val="ListParagraph"/>
+        <w:spacing w:after="60" w:line="288" w:lineRule="auto"/>
+      </w:pPr>
+      <w:r>
+        <w:rPr>
+          <w:rFonts w:ascii="微軟正黑體" w:hAnsi="微軟正黑體" w:eastAsia="微軟正黑體"/>
+          <w:b w:val="0"/>
+          <w:color w:val="333333"/>
+          <w:sz w:val="22"/>
+        </w:rPr>
+        <w:t>• 檔案內有功率欄位時直接使用；沒有時自動以 P = I × V 計算</w:t>
+      </w:r>
+    </w:p>
+    <w:p>
+      <w:pPr>
+        <w:pStyle w:val="ListParagraph"/>
+        <w:spacing w:after="60" w:line="288" w:lineRule="auto"/>
+      </w:pPr>
+      <w:r>
+        <w:rPr>
+          <w:rFonts w:ascii="微軟正黑體" w:hAnsi="微軟正黑體" w:eastAsia="微軟正黑體"/>
+          <w:b w:val="0"/>
+          <w:color w:val="333333"/>
+          <w:sz w:val="22"/>
+        </w:rPr>
+        <w:t>• 右側 Y 軸標題會標示來源：Power (Watts) 或 Power (W) = I × V</w:t>
+      </w:r>
+    </w:p>
+    <w:p>
+      <w:pPr>
+        <w:pStyle w:val="Heading2"/>
+        <w:spacing w:before="200" w:after="80"/>
+      </w:pPr>
+      <w:r>
+        <w:rPr>
+          <w:rFonts w:ascii="微軟正黑體" w:hAnsi="微軟正黑體" w:eastAsia="微軟正黑體"/>
+          <w:b/>
+          <w:color w:val="1F4E79"/>
+          <w:sz w:val="24"/>
+        </w:rPr>
+        <w:t>7.4 IV 曲線的 Plotline（v2.6 新增，v2.7 增強）</w:t>
+      </w:r>
+    </w:p>
+    <w:p>
+      <w:pPr>
+        <w:spacing w:after="120" w:before="0" w:line="300" w:lineRule="auto"/>
+      </w:pPr>
+      <w:r>
+        <w:rPr>
+          <w:rFonts w:ascii="微軟正黑體" w:hAnsi="微軟正黑體" w:eastAsia="微軟正黑體"/>
+          <w:b w:val="0"/>
+          <w:color w:val="333333"/>
+          <w:sz w:val="22"/>
+        </w:rPr>
+        <w:t>IV 曲線同樣支援 Plotline，點擊一次可同時讀出電流、各曲線電壓、兩條曲線的性能差異，以及功率。</w:t>
+      </w:r>
+    </w:p>
+    <w:p>
+      <w:pPr>
+        <w:spacing w:before="80" w:after="40"/>
+        <w:jc w:val="center"/>
+      </w:pPr>
+      <w:r>
+        <w:drawing>
+          <wp:inline xmlns:a="http://schemas.openxmlformats.org/drawingml/2006/main" xmlns:pic="http://schemas.openxmlformats.org/drawingml/2006/picture">
+            <wp:extent cx="5669280" cy="4074795"/>
+            <wp:docPr id="32" name="Picture 32"/>
+            <wp:cNvGraphicFramePr>
+              <a:graphicFrameLocks noChangeAspect="1"/>
+            </wp:cNvGraphicFramePr>
+            <a:graphic>
+              <a:graphicData uri="http://schemas.openxmlformats.org/drawingml/2006/picture">
+                <pic:pic>
+                  <pic:nvPicPr>
+                    <pic:cNvPr id="0" name="lt13_ivplotline.png"/>
+                    <pic:cNvPicPr/>
+                  </pic:nvPicPr>
+                  <pic:blipFill>
+                    <a:blip r:embed="rId40"/>
+                    <a:stretch>
+                      <a:fillRect/>
+                    </a:stretch>
+                  </pic:blipFill>
+                  <pic:spPr>
+                    <a:xfrm>
+                      <a:off x="0" y="0"/>
+                      <a:ext cx="5669280" cy="4074795"/>
+                    </a:xfrm>
+                    <a:prstGeom prst="rect"/>
+                  </pic:spPr>
+                </pic:pic>
+              </a:graphicData>
+            </a:graphic>
+          </wp:inline>
+        </w:drawing>
+      </w:r>
+    </w:p>
+    <w:p>
+      <w:pPr>
+        <w:spacing w:after="240" w:before="0" w:line="300" w:lineRule="auto"/>
+        <w:jc w:val="center"/>
+      </w:pPr>
+      <w:r>
+        <w:rPr>
+          <w:rFonts w:ascii="微軟正黑體" w:hAnsi="微軟正黑體" w:eastAsia="微軟正黑體"/>
+          <w:b w:val="0"/>
+          <w:color w:val="555555"/>
+          <w:sz w:val="18"/>
+        </w:rPr>
+        <w:t>圖 13　IV Plotline：依電流由小到大排序，「前-後(V)／前-後(mV)」為兩條曲線的電壓差，欄位標題顏色對應圖上曲線（v2.7）。</w:t>
+      </w:r>
+    </w:p>
+    <w:p>
+      <w:pPr>
+        <w:spacing w:after="80" w:before="0" w:line="264" w:lineRule="auto"/>
+        <w:ind w:left="432"/>
+      </w:pPr>
+      <w:r>
+        <w:rPr>
+          <w:rFonts w:ascii="Consolas" w:hAnsi="Consolas" w:eastAsia="Consolas"/>
+          <w:b w:val="0"/>
+          <w:color w:val="333333"/>
+          <w:sz w:val="19"/>
+        </w:rPr>
+        <w:t>序號 | I (A)   | 55度IV | 55度IV_850g | 前-後(V) | 前-後(mV) | P (W)</w:t>
+      </w:r>
+    </w:p>
+    <w:p>
+      <w:pPr>
+        <w:spacing w:after="80" w:before="0" w:line="264" w:lineRule="auto"/>
+        <w:ind w:left="432"/>
+      </w:pPr>
+      <w:r>
+        <w:rPr>
+          <w:rFonts w:ascii="Consolas" w:hAnsi="Consolas" w:eastAsia="Consolas"/>
+          <w:b w:val="0"/>
+          <w:color w:val="333333"/>
+          <w:sz w:val="19"/>
+        </w:rPr>
+        <w:t xml:space="preserve"> 02  | 21.9675 | 0.6769 | 0.6774      | -0.000   | -0        | 14.869</w:t>
+      </w:r>
+    </w:p>
+    <w:p>
+      <w:r>
+        <w:rPr>
+          <w:sz w:val="21"/>
+        </w:rPr>
+        <w:t xml:space="preserve"> 01  | 42.9723 | 0.4268 | 0.4098      | 0.017    | 17        | 18.340</w:t>
+      </w:r>
+    </w:p>
+    <w:p>
+      <w:pPr>
+        <w:spacing w:after="80" w:before="0" w:line="264" w:lineRule="auto"/>
+        <w:ind w:left="432"/>
+      </w:pPr>
+      <w:r>
+        <w:rPr>
+          <w:rFonts w:ascii="Consolas" w:hAnsi="Consolas" w:eastAsia="Consolas"/>
+          <w:b w:val="0"/>
+          <w:color w:val="333333"/>
+          <w:sz w:val="19"/>
+        </w:rPr>
+        <w:t xml:space="preserve"> 03  | 32.9931 | 0.5409 | 0.5330      | 0.008    | 8         | 17.846</w:t>
+      </w:r>
+    </w:p>
+    <w:p>
+      <w:pPr>
+        <w:pStyle w:val="ListParagraph"/>
+        <w:spacing w:after="60" w:line="288" w:lineRule="auto"/>
+      </w:pPr>
+      <w:r>
+        <w:rPr>
+          <w:rFonts w:ascii="微軟正黑體" w:hAnsi="微軟正黑體" w:eastAsia="微軟正黑體"/>
+          <w:b w:val="0"/>
+          <w:color w:val="333333"/>
+          <w:sz w:val="22"/>
+        </w:rPr>
+        <w:t>• IV 有自己的讀值框與獨立編號（ivPlotline01…），不與一般折線圖混用</w:t>
+      </w:r>
+    </w:p>
+    <w:p>
+      <w:pPr>
+        <w:pStyle w:val="ListParagraph"/>
+        <w:spacing w:after="60" w:line="288" w:lineRule="auto"/>
+      </w:pPr>
+      <w:r>
+        <w:rPr>
+          <w:rFonts w:ascii="微軟正黑體" w:hAnsi="微軟正黑體" w:eastAsia="微軟正黑體"/>
+          <w:b w:val="0"/>
+          <w:color w:val="333333"/>
+          <w:sz w:val="22"/>
+        </w:rPr>
+        <w:t>點圖例隱藏的曲線不會列入讀值；隱藏後表格會即時移除該欄，重新顯示即恢復。</w:t>
+      </w:r>
+    </w:p>
+    <w:p>
+      <w:pPr>
+        <w:pStyle w:val="ListParagraph"/>
+      </w:pPr>
+      <w:r>
+        <w:rPr>
+          <w:sz w:val="21"/>
+        </w:rPr>
+        <w:t>• 前-後(V)／前-後(mV)：「第一條可見曲線電壓 − 第二條可見曲線電壓」，說明兩組條件的性能差距。至少要有兩條可見 IV 曲線才會出現這兩欄；隱藏任一路徑曲線時差異欄一併移除。前-後(mV) = 前-後(V) × 1000</w:t>
+      </w:r>
+    </w:p>
+    <w:p>
+      <w:pPr>
+        <w:pStyle w:val="ListParagraph"/>
+      </w:pPr>
+      <w:r>
+        <w:rPr>
+          <w:sz w:val="21"/>
+        </w:rPr>
+        <w:t>• 欄位標題的顏色與圖上對應線段相同（例：藍色曲線→藍色標題），便於辨識哪一欄屬於哪一條曲線；非曲線欄（序號、I (A)、前-後、P (W)）維持預設色</w:t>
+      </w:r>
+    </w:p>
+    <w:p>
+      <w:pPr>
+        <w:pStyle w:val="ListParagraph"/>
+      </w:pPr>
+      <w:r>
+        <w:rPr>
+          <w:sz w:val="21"/>
+        </w:rPr>
+        <w:t>• IV 讀值依 I (A) 由小到大排列，方便直接比較電流低端到高端的變化；一般折線圖仍是由大到小</w:t>
+      </w:r>
+    </w:p>
+    <w:p>
+      <w:pPr>
+        <w:pStyle w:val="Heading2"/>
+        <w:spacing w:before="200" w:after="80"/>
+      </w:pPr>
+      <w:r>
+        <w:rPr>
+          <w:rFonts w:ascii="微軟正黑體" w:hAnsi="微軟正黑體" w:eastAsia="微軟正黑體"/>
+          <w:b/>
+          <w:color w:val="1F4E79"/>
+          <w:sz w:val="24"/>
+        </w:rPr>
+        <w:t>7.5 其他顯示選項</w:t>
+      </w:r>
+    </w:p>
+    <w:p>
+      <w:pPr>
+        <w:spacing w:after="120" w:before="0" w:line="300" w:lineRule="auto"/>
+      </w:pPr>
+      <w:r>
+        <w:rPr>
+          <w:rFonts w:ascii="微軟正黑體" w:hAnsi="微軟正黑體" w:eastAsia="微軟正黑體"/>
+          <w:b w:val="0"/>
+          <w:color w:val="333333"/>
+          <w:sz w:val="22"/>
+        </w:rPr>
+        <w:t>連線曲線（預設開啟）、曲線平滑度（0～0.6）、顯示資料點、座標線（格線）開關。另有「↺ 重設」與「🗑️ 清除全部曲線」。滑鼠停在資料點上時，提示以實際軸名稱顯示（不再寫 X／Y），數值固定 3 位小數，例如：55度IV：I (A) = 29.996　E_Stack (V) = 0.596。切換 X／Y 欄位時，提示中的軸名稱會跟著變更。</w:t>
+      </w:r>
+    </w:p>
+    <w:p>
+      <w:pPr>
+        <w:pStyle w:val="Heading1"/>
+        <w:spacing w:before="320" w:after="120"/>
+      </w:pPr>
+      <w:r>
+        <w:rPr>
+          <w:rFonts w:ascii="微軟正黑體" w:hAnsi="微軟正黑體" w:eastAsia="微軟正黑體"/>
+          <w:b/>
+          <w:color w:val="1F4E79"/>
+          <w:sz w:val="28"/>
+        </w:rPr>
+        <w:t>8. 深／淺色主題切換</w:t>
+      </w:r>
+    </w:p>
+    <w:p>
+      <w:pPr>
+        <w:spacing w:after="120" w:before="0" w:line="300" w:lineRule="auto"/>
+      </w:pPr>
+      <w:r>
+        <w:rPr>
+          <w:rFonts w:ascii="微軟正黑體" w:hAnsi="微軟正黑體" w:eastAsia="微軟正黑體"/>
+          <w:b w:val="0"/>
+          <w:color w:val="333333"/>
+          <w:sz w:val="22"/>
+        </w:rPr>
+        <w:t>點擊左上角「☀️ 淺色版面」按鈕，整個介面即在深色／淺色之間切換（按鈕文字隨之變為「🌙 深色版面」）。圖表格線、座標刻度、圖例文字顏色會同步換成適合目前主題的配色；hover 十字準線與 Plotline 標記線也會自動改用在淺色底上看得清楚的顏色。</w:t>
+      </w:r>
+    </w:p>
+    <w:p>
+      <w:pPr>
+        <w:spacing w:before="80" w:after="40"/>
+        <w:jc w:val="center"/>
+      </w:pPr>
+      <w:r>
+        <w:drawing>
+          <wp:inline xmlns:a="http://schemas.openxmlformats.org/drawingml/2006/main" xmlns:pic="http://schemas.openxmlformats.org/drawingml/2006/picture">
+            <wp:extent cx="5669280" cy="3897630"/>
+            <wp:docPr id="31" name="Picture 31"/>
+            <wp:cNvGraphicFramePr>
+              <a:graphicFrameLocks noChangeAspect="1"/>
+            </wp:cNvGraphicFramePr>
+            <a:graphic>
+              <a:graphicData uri="http://schemas.openxmlformats.org/drawingml/2006/picture">
+                <pic:pic>
+                  <pic:nvPicPr>
+                    <pic:cNvPr id="0" name="lt14_dark.png"/>
+                    <pic:cNvPicPr/>
+                  </pic:nvPicPr>
+                  <pic:blipFill>
+                    <a:blip r:embed="rId39"/>
+                    <a:stretch>
+                      <a:fillRect/>
+                    </a:stretch>
+                  </pic:blipFill>
+                  <pic:spPr>
+                    <a:xfrm>
+                      <a:off x="0" y="0"/>
+                      <a:ext cx="5669280" cy="3897630"/>
+                    </a:xfrm>
+                    <a:prstGeom prst="rect"/>
+                  </pic:spPr>
+                </pic:pic>
+              </a:graphicData>
+            </a:graphic>
+          </wp:inline>
+        </w:drawing>
+      </w:r>
+    </w:p>
+    <w:p>
+      <w:pPr>
+        <w:spacing w:after="240" w:before="0" w:line="300" w:lineRule="auto"/>
+        <w:jc w:val="center"/>
+      </w:pPr>
+      <w:r>
+        <w:rPr>
+          <w:rFonts w:ascii="微軟正黑體" w:hAnsi="微軟正黑體" w:eastAsia="微軟正黑體"/>
+          <w:b w:val="0"/>
+          <w:color w:val="555555"/>
+          <w:sz w:val="18"/>
+        </w:rPr>
+        <w:t>圖 14　深色版面（左上角可一鍵切換回深色）。</w:t>
       </w:r>
     </w:p>
     <w:p>
@@ -3395,7 +3403,7 @@
         <w:drawing>
           <wp:inline xmlns:a="http://schemas.openxmlformats.org/drawingml/2006/main" xmlns:pic="http://schemas.openxmlformats.org/drawingml/2006/picture">
             <wp:extent cx="5652000" cy="1733280"/>
-            <wp:docPr id="29" name="Picture 29"/>
+            <wp:docPr id="30" name="Picture 30"/>
             <wp:cNvGraphicFramePr>
               <a:graphicFrameLocks noChangeAspect="1"/>
             </wp:cNvGraphicFramePr>
@@ -3403,11 +3411,11 @@
               <a:graphicData uri="http://schemas.openxmlformats.org/drawingml/2006/picture">
                 <pic:pic>
                   <pic:nvPicPr>
-                    <pic:cNvPr id="0" name="s12_download.png"/>
+                    <pic:cNvPr id="0" name="lt15_download.png"/>
                     <pic:cNvPicPr/>
                   </pic:nvPicPr>
                   <pic:blipFill>
-                    <a:blip r:embed="rId37"/>
+                    <a:blip r:embed="rId38"/>
                     <a:stretch>
                       <a:fillRect/>
                     </a:stretch>

--- a/測試數據作圖產生器_使用說明書_完整圖文版.docx
+++ b/測試數據作圖產生器_使用說明書_完整圖文版.docx
@@ -298,6 +298,61 @@
     <w:p>
       <w:pPr>
         <w:pStyle w:val="ListParagraph"/>
+      </w:pPr>
+      <w:r>
+        <w:rPr>
+          <w:sz w:val="21"/>
+        </w:rPr>
+        <w:t>• 檔案可**累積加入**：按一次按鈕選 1 個檔案出圖後，再按一次選其他檔案，會直接加到畫面上，不會取代先前已載入的檔案（一次最多 6 個）</w:t>
+      </w:r>
+    </w:p>
+    <w:p>
+      <w:pPr>
+        <w:pStyle w:val="ListParagraph"/>
+      </w:pPr>
+      <w:r>
+        <w:rPr>
+          <w:sz w:val="21"/>
+        </w:rPr>
+        <w:t>• 畫面上方會列出已載入的檔案，每個檔案右邊的「✕」可單獨移除，右側「🗑️ 清除全部」可一次清空</w:t>
+      </w:r>
+    </w:p>
+    <w:p>
+      <w:pPr>
+        <w:pStyle w:val="ListParagraph"/>
+      </w:pPr>
+      <w:r>
+        <w:rPr>
+          <w:sz w:val="21"/>
+        </w:rPr>
+        <w:t>• 重複加入同一個檔案會自動略過並提示</w:t>
+      </w:r>
+    </w:p>
+    <w:p>
+      <w:pPr>
+        <w:pStyle w:val="ListParagraph"/>
+      </w:pPr>
+      <w:r>
+        <w:rPr>
+          <w:sz w:val="21"/>
+        </w:rPr>
+        <w:t>• 只有 1 個檔案時顯示單檔流程（疊圖＋個別圖）；第 2 個檔案加入後自動切換為多檔疊圖比較</w:t>
+      </w:r>
+    </w:p>
+    <w:p>
+      <w:pPr>
+        <w:pStyle w:val="ListParagraph"/>
+      </w:pPr>
+      <w:r>
+        <w:rPr>
+          <w:sz w:val="21"/>
+        </w:rPr>
+        <w:t>• 欄位勾選會被記住：重新出現面板時，上次勾的欄位已自動勾回</w:t>
+      </w:r>
+    </w:p>
+    <w:p>
+      <w:pPr>
+        <w:pStyle w:val="ListParagraph"/>
         <w:spacing w:after="60" w:line="288" w:lineRule="auto"/>
       </w:pPr>
       <w:r>
@@ -337,7 +392,7 @@
           <w:color w:val="333333"/>
           <w:sz w:val="22"/>
         </w:rPr>
-        <w:t>• 在檔案選擇視窗按住 Ctrl（Mac：Command）可多選，最多 6 個</w:t>
+        <w:t>• 在檔案選擇視窗按住 Ctrl（Mac：Command）可一次多選，最多 6 個；也可以分次選檔累積加入</w:t>
       </w:r>
     </w:p>
     <w:p>

--- a/測試數據作圖產生器_使用說明書_完整圖文版.docx
+++ b/測試數據作圖產生器_使用說明書_完整圖文版.docx
@@ -2490,7 +2490,7 @@
           <w:color w:val="555555"/>
           <w:sz w:val="18"/>
         </w:rPr>
-        <w:t>圖 13　IV Plotline：依電流由小到大排序，「前-後(V)／前-後(mV)」為兩條曲線的電壓差，欄位標題顏色對應圖上曲線（v2.7）。</w:t>
+        <w:t>圖 13　IV Plotline：依電流由小到大排序，差異欄標題顯示實際配對（雙擊可改選），欄位標題顏色對應圖上曲線（v2.7）。</w:t>
       </w:r>
     </w:p>
     <w:p>
@@ -2505,7 +2505,7 @@
           <w:color w:val="333333"/>
           <w:sz w:val="19"/>
         </w:rPr>
-        <w:t>序號 | I (A)   | 55度IV | 55度IV_850g | 前-後(V) | 前-後(mV) | P (W)</w:t>
+        <w:t>序號 | I (A)   | 55度IV | 55度IV_850g | 55度IV-55度IV_850g(V) | 55度IV-55度IV_850g(mV) | P (W)</w:t>
       </w:r>
     </w:p>
     <w:p>
@@ -2584,7 +2584,29 @@
         <w:rPr>
           <w:sz w:val="21"/>
         </w:rPr>
-        <w:t>• 前-後(V)／前-後(mV)：「第一條可見曲線電壓 − 第二條可見曲線電壓」，說明兩組條件的性能差距。至少要有兩條可見 IV 曲線才會出現這兩欄；隱藏任一路徑曲線時差異欄一併移除。前-後(mV) = 前-後(V) × 1000</w:t>
+        <w:t>• 【自選配對】雙擊表格中的「…(V)」欄標題即可開啟選單，用兩個下拉選單挑「被減的」與「減去的」曲線，可任選兩條可見曲線相減，不再限定第一條減第二條。欄標題會直接顯示配對結果（例如 55度IV-55度IV_850g(V)），按「套用」後既有讀值紀錄會一併重算；按「自動」則回到前兩條可見曲線</w:t>
+      </w:r>
+    </w:p>
+    <w:p>
+      <w:pPr>
+        <w:pStyle w:val="ListParagraph"/>
+      </w:pPr>
+      <w:r>
+        <w:rPr>
+          <w:sz w:val="21"/>
+        </w:rPr>
+        <w:t>• 【拖曳換位】按住欄標題即可拖曳移動整欄（標題＋每一列數值），放下時插在目標欄左側（目標欄左緣會出現插入指示線）；序號欄固定不動。調整後的順序在重新點擊讀值後維持；以欄標籤記錄順序，圖例切換增減欄位時不會錯位</w:t>
+      </w:r>
+    </w:p>
+    <w:p>
+      <w:pPr>
+        <w:pStyle w:val="ListParagraph"/>
+      </w:pPr>
+      <w:r>
+        <w:rPr>
+          <w:sz w:val="21"/>
+        </w:rPr>
+        <w:t>• 前-後(V)／前-後(mV)：顯示兩條曲線的電壓差（被減的 − 減去的），前-後(mV) = 前-後(V) × 1000。至少要有兩條可見 IV 曲線才會出現這兩欄。隱藏任一路徑曲線時差異欄一併移除</w:t>
       </w:r>
     </w:p>
     <w:p>

--- a/測試數據作圖產生器_使用說明書_完整圖文版.docx
+++ b/測試數據作圖產生器_使用說明書_完整圖文版.docx
@@ -1840,7 +1840,7 @@
       <w:r>
         <w:drawing>
           <wp:inline xmlns:a="http://schemas.openxmlformats.org/drawingml/2006/main" xmlns:pic="http://schemas.openxmlformats.org/drawingml/2006/picture">
-            <wp:extent cx="5669280" cy="4074795"/>
+            <wp:extent cx="5669280" cy="4429125"/>
             <wp:docPr id="36" name="Picture 36"/>
             <wp:cNvGraphicFramePr>
               <a:graphicFrameLocks noChangeAspect="1"/>
@@ -1861,7 +1861,7 @@
                   <pic:spPr>
                     <a:xfrm>
                       <a:off x="0" y="0"/>
-                      <a:ext cx="5669280" cy="4074795"/>
+                      <a:ext cx="5669280" cy="4429125"/>
                     </a:xfrm>
                     <a:prstGeom prst="rect"/>
                   </pic:spPr>
@@ -2446,7 +2446,7 @@
       <w:r>
         <w:drawing>
           <wp:inline xmlns:a="http://schemas.openxmlformats.org/drawingml/2006/main" xmlns:pic="http://schemas.openxmlformats.org/drawingml/2006/picture">
-            <wp:extent cx="5669280" cy="4074795"/>
+            <wp:extent cx="5669280" cy="4429125"/>
             <wp:docPr id="32" name="Picture 32"/>
             <wp:cNvGraphicFramePr>
               <a:graphicFrameLocks noChangeAspect="1"/>
@@ -2467,7 +2467,7 @@
                   <pic:spPr>
                     <a:xfrm>
                       <a:off x="0" y="0"/>
-                      <a:ext cx="5669280" cy="4074795"/>
+                      <a:ext cx="5669280" cy="4429125"/>
                     </a:xfrm>
                     <a:prstGeom prst="rect"/>
                   </pic:spPr>

--- a/測試數據作圖產生器_使用說明書_完整圖文版.docx
+++ b/測試數據作圖產生器_使用說明書_完整圖文版.docx
@@ -29,7 +29,7 @@
           <w:color w:val="666666"/>
           <w:sz w:val="20"/>
         </w:rPr>
-        <w:t>版本：v2.7（2026-10-15 更新）　|　淺色主題截圖版　|　檔案：測試數據作圖產生器.html</w:t>
+        <w:t>版本：v3.0（2026-10-20 更新）　|　淺色主題截圖版　|　檔案：測試數據作圖產生器.html</w:t>
       </w:r>
     </w:p>
     <w:p>
@@ -2065,6 +2065,36 @@
           <w:sz w:val="22"/>
         </w:rPr>
         <w:t>• 關閉再開啟 Plotline 會清除所有標記與數值紀錄；重新載入檔案亦會清除</w:t>
+      </w:r>
+    </w:p>
+    <w:p>
+      <w:pPr>
+        <w:pStyle w:val="ListParagraph"/>
+        <w:spacing w:after="60" w:line="288" w:lineRule="auto"/>
+      </w:pPr>
+      <w:r>
+        <w:rPr>
+          <w:rFonts w:ascii="微軟正黑體" w:hAnsi="微軟正黑體" w:eastAsia="微軟正黑體"/>
+          <w:b w:val="0"/>
+          <w:color w:val="333333"/>
+          <w:sz w:val="22"/>
+        </w:rPr>
+        <w:t>• 左上角另有「☑ 十字準線」開關（預設開啟）：關閉後滑鼠在圖上移動不會繪製垂直追蹤線，也不會觸發重繪；載入數十萬列的大檔案時可明顯減少卡頓。再按一次即恢復。</w:t>
+      </w:r>
+    </w:p>
+    <w:p>
+      <w:pPr>
+        <w:pStyle w:val="ListParagraph"/>
+        <w:spacing w:after="60" w:line="288" w:lineRule="auto"/>
+      </w:pPr>
+      <w:r>
+        <w:rPr>
+          <w:rFonts w:ascii="微軟正黑體" w:hAnsi="微軟正黑體" w:eastAsia="微軟正黑體"/>
+          <w:b w:val="0"/>
+          <w:color w:val="333333"/>
+          <w:sz w:val="22"/>
+        </w:rPr>
+        <w:t xml:space="preserve">• 按鈕旁的「⏱ 取樣」可把資料依時間區間取平均（1 秒／1 分／10 分／30 分／1 小時），大幅減少畫面上的點數：40 萬點的檔案繪圖由約 11.8 秒縮短到 0.05 秒，十字準線與縮放也跟著變順。預設為「1 秒（原始資料）」，取樣中按鈕會亮起藍底。</w:t>
       </w:r>
     </w:p>
     <w:p>
@@ -3399,6 +3429,72 @@
           </w:p>
         </w:tc>
       </w:tr>
+      <w:tr>
+        <w:tc>
+          <w:tcPr>
+            <w:tcW w:type="dxa" w:w="4514"/>
+          </w:tcPr>
+          <w:p>
+            <w:r>
+              <w:t>v2.8</w:t>
+            </w:r>
+          </w:p>
+        </w:tc>
+        <w:tc>
+          <w:tcPr>
+            <w:tcW w:type="dxa" w:w="4514"/>
+          </w:tcPr>
+          <w:p>
+            <w:r>
+              <w:t>2026-10-16 讀值表格欄位拖曳全面改寫（pointer events、拖曳中真實改變順序、FLIP 讓位動畫、容器邊緣自動捲動）；讀值資料框高度放大 1.5 倍（260px → 390px）；三份說明書修正圖片與圖說錯位。</w:t>
+            </w:r>
+          </w:p>
+        </w:tc>
+      </w:tr>
+      <w:tr>
+        <w:tc>
+          <w:tcPr>
+            <w:tcW w:type="dxa" w:w="4514"/>
+          </w:tcPr>
+          <w:p>
+            <w:r>
+              <w:t>v2.9</w:t>
+            </w:r>
+          </w:p>
+        </w:tc>
+        <w:tc>
+          <w:tcPr>
+            <w:tcW w:type="dxa" w:w="4514"/>
+          </w:tcPr>
+          <w:p>
+            <w:r>
+              <w:t>2026-10-20 新增「十字準線」開關，關閉後滑鼠移動不再觸發全圖重繪，改善大檔案（40 萬列）卡頓；X 軸時間刻度一律顯示到秒（MM/DD HH:mm:ss）。</w:t>
+            </w:r>
+          </w:p>
+        </w:tc>
+      </w:tr>
+      <w:tr>
+        <w:tc>
+          <w:tcPr>
+            <w:tcW w:type="dxa" w:w="4514"/>
+          </w:tcPr>
+          <w:p>
+            <w:r>
+              <w:t>v3.0</w:t>
+            </w:r>
+          </w:p>
+        </w:tc>
+        <w:tc>
+          <w:tcPr>
+            <w:tcW w:type="dxa" w:w="4514"/>
+          </w:tcPr>
+          <w:p>
+            <w:r>
+              <w:t>2026-10-20　兩階段解析載入超大檔（40 萬列 × 47 欄），只解析勾選欄位，峰值記憶體約由 1.4 GB 降至 0.64 GB；新增「⏱ 取樣」開關（1 秒／1 分／10 分／30 分／1 小時，每桶取平均），40 萬點繪圖由 11.8 秒降至 0.05 秒</w:t>
+            </w:r>
+          </w:p>
+        </w:tc>
+      </w:tr>
     </w:tbl>
     <w:p>
       <w:pPr>

--- a/測試數據作圖產生器_使用說明書_完整圖文版.docx
+++ b/測試數據作圖產生器_使用說明書_完整圖文版.docx
@@ -29,7 +29,7 @@
           <w:color w:val="666666"/>
           <w:sz w:val="20"/>
         </w:rPr>
-        <w:t>版本：v3.0（2026-10-20 更新）　|　淺色主題截圖版　|　檔案：測試數據作圖產生器.html</w:t>
+        <w:t>版本：v3.1（2026-10-20 更新）　|　淺色主題截圖版　|　檔案：測試數據作圖產生器.html</w:t>
       </w:r>
     </w:p>
     <w:p>
@@ -348,6 +348,17 @@
           <w:sz w:val="21"/>
         </w:rPr>
         <w:t>• 欄位勾選會被記住：重新出現面板時，上次勾的欄位已自動勾回</w:t>
+      </w:r>
+    </w:p>
+    <w:p>
+      <w:pPr>
+        <w:pStyle w:val="ListParagraph"/>
+      </w:pPr>
+      <w:r>
+        <w:rPr>
+          <w:sz w:val="21"/>
+        </w:rPr>
+        <w:t xml:space="preserve">• 想改已經畫好的欄位：直接點畫面上方的檔名（或檔名右側的 ⚙），勾選面板會重新跳出並勾回目前的欄位，增減後按「✓ 確認選擇」重畫；按「取消」則維持原圖不動。多檔疊圖時點任一檔名，重開的是多檔欄位聯集面板。</w:t>
       </w:r>
     </w:p>
     <w:p>
@@ -3495,6 +3506,28 @@
           </w:p>
         </w:tc>
       </w:tr>
+      <w:tr>
+        <w:tc>
+          <w:tcPr>
+            <w:tcW w:type="dxa" w:w="4514"/>
+          </w:tcPr>
+          <w:p>
+            <w:r>
+              <w:t>v3.1</w:t>
+            </w:r>
+          </w:p>
+        </w:tc>
+        <w:tc>
+          <w:tcPr>
+            <w:tcW w:type="dxa" w:w="4514"/>
+          </w:tcPr>
+          <w:p>
+            <w:r>
+              <w:t>2026-10-20　已選好檔案後，點畫面上方「已載入檔案」清單的檔名（或檔名右側 ⚙）即可重新叫出欄位勾選面板，勾回目前欄位後可增刪要畫的 label；按「✓ 確認選擇」重畫、按「取消」維持原圖。多檔疊圖同樣支援。</w:t>
+            </w:r>
+          </w:p>
+        </w:tc>
+      </w:tr>
     </w:tbl>
     <w:p>
       <w:pPr>

--- a/測試數據作圖產生器_使用說明書_完整圖文版.docx
+++ b/測試數據作圖產生器_使用說明書_完整圖文版.docx
@@ -29,7 +29,7 @@
           <w:color w:val="666666"/>
           <w:sz w:val="20"/>
         </w:rPr>
-        <w:t>版本：v3.1（2026-10-20 更新）　|　淺色主題截圖版　|　檔案：測試數據作圖產生器.html</w:t>
+        <w:t>版本：v3.3（2026-10-20 更新）　|　淺色主題截圖版　|　檔案：測試數據作圖產生器.html</w:t>
       </w:r>
     </w:p>
     <w:p>
@@ -348,6 +348,61 @@
           <w:sz w:val="21"/>
         </w:rPr>
         <w:t>• 欄位勾選會被記住：重新出現面板時，上次勾的欄位已自動勾回</w:t>
+      </w:r>
+    </w:p>
+    <w:p>
+      <w:pPr>
+        <w:pStyle w:val="ListParagraph"/>
+      </w:pPr>
+      <w:r>
+        <w:rPr>
+          <w:sz w:val="21"/>
+        </w:rPr>
+        <w:t xml:space="preserve">• 欄位會依名稱尾端的單位自動分組（NLPM／kPa／℃／LPM／A／V／W／%…），每組前方有一顆統一核選方塊：點一下可一次勾選或取消該單位的所有欄位，右側顯示「已選/總數」，只勾部分時方塊呈半選（藍色橫槓）。</w:t>
+      </w:r>
+    </w:p>
+    <w:p>
+      <w:pPr>
+        <w:pStyle w:val="ListParagraph"/>
+      </w:pPr>
+      <w:r>
+        <w:rPr>
+          <w:sz w:val="21"/>
+        </w:rPr>
+        <w:t xml:space="preserve">• 面板版面：群組標題獨佔一行，欄位在下方橫向自動換行，盡量填滿畫面寬度；群組順序為欄位多的排前面、少的排後面。</w:t>
+      </w:r>
+    </w:p>
+    <w:p>
+      <w:pPr>
+        <w:pStyle w:val="ListParagraph"/>
+      </w:pPr>
+      <w:r>
+        <w:rPr>
+          <w:sz w:val="21"/>
+        </w:rPr>
+        <w:t xml:space="preserve">• 群組排序規則：符號（℃、%…）→ 數字 → 字母 A→Z。例如「% → ℃ → A → kPa → LPM → NLPM → V → W」；同一類別內的欄位維持檔案原本順序。</w:t>
+      </w:r>
+    </w:p>
+    <w:p>
+      <w:pPr>
+        <w:pStyle w:val="ListParagraph"/>
+      </w:pPr>
+      <w:r>
+        <w:rPr>
+          <w:sz w:val="21"/>
+        </w:rPr>
+        <w:t xml:space="preserve">• 面板版面：同一個單位只有一個群組（℃ 一組、kPa 一組），群組順序依該單位第一次出現的位置；群組內的欄位維持檔案原本順序，並以「直行橫列」排列——先由上往下填滿一欄，該欄滿了才往右換下一欄，核選方塊整齊對正且文字不會被截斷。</w:t>
+      </w:r>
+    </w:p>
+    <w:p>
+      <w:pPr>
+        <w:pStyle w:val="ListParagraph"/>
+      </w:pPr>
+      <w:r>
+        <w:rPr>
+          <w:sz w:val="21"/>
+        </w:rPr>
+        <w:t xml:space="preserve">• 面板版面：欄位維持檔案原本順序（TT6603 → TT6604 → TT6605 → …），群組標題依欄位順序插入；欄位以等寬網格排列並填滿畫面寬度，所有核選方塊整齊對正，文字不會被截斷。</w:t>
       </w:r>
     </w:p>
     <w:p>
@@ -1455,7 +1510,7 @@
           <w:color w:val="333333"/>
           <w:sz w:val="22"/>
         </w:rPr>
-        <w:t>• 疊圖：點擊「📈 全部斜率」，對所有欄位在目前縮放範圍內做線性迴歸，顯示斜率與 R²</w:t>
+        <w:t>• 疊圖：點擊「📈 全部斜率」，對所有欄位在目前縮放範圍內做線性迴歸，結果以表格顯示（序號｜欄位｜斜率｜截距｜R²｜資料點數），欄位名稱依圖例上色。</w:t>
       </w:r>
     </w:p>
     <w:p>
@@ -1470,7 +1525,7 @@
           <w:color w:val="333333"/>
           <w:sz w:val="22"/>
         </w:rPr>
-        <w:t>• 個別圖：點擊「📈 斜率」，對該欄位計算線性迴歸並繪製紅色虴歸線</w:t>
+        <w:t>• 個別圖：點擊「📈 斜率」，對該欄位在目前範圍計算線性迴歸，並繪製紅色虛線迴歸線，結果同樣以表格顯示（斜率、截距、R²、樣本數）。</w:t>
       </w:r>
     </w:p>
     <w:p>
@@ -3528,6 +3583,50 @@
           </w:p>
         </w:tc>
       </w:tr>
+      <w:tr>
+        <w:tc>
+          <w:tcPr>
+            <w:tcW w:type="dxa" w:w="4514"/>
+          </w:tcPr>
+          <w:p>
+            <w:r>
+              <w:t>v3.2</w:t>
+            </w:r>
+          </w:p>
+        </w:tc>
+        <w:tc>
+          <w:tcPr>
+            <w:tcW w:type="dxa" w:w="4514"/>
+          </w:tcPr>
+          <w:p>
+            <w:r>
+              <w:t>2026-10-20　折線圖下方的「📈 全部斜率」改為對齊的表格（序號／欄位／斜率／截距／R²／資料點數），欄位名稱依圖例上色；個別圖的「📈 斜率」也改用同一張表格，不再擠成一行文字。</w:t>
+            </w:r>
+          </w:p>
+        </w:tc>
+      </w:tr>
+      <w:tr>
+        <w:tc>
+          <w:tcPr>
+            <w:tcW w:type="dxa" w:w="4514"/>
+          </w:tcPr>
+          <w:p>
+            <w:r>
+              <w:t>v3.3</w:t>
+            </w:r>
+          </w:p>
+        </w:tc>
+        <w:tc>
+          <w:tcPr>
+            <w:tcW w:type="dxa" w:w="4514"/>
+          </w:tcPr>
+          <w:p>
+            <w:r>
+              <w:t>2026-10-20　欄位勾選面板改為依名稱尾端單位分組（NLPM／kPa／℃／LPM…），每組前方新增統一核選方塊：點一下可一次勾選或取消該單位的所有欄位，群組右側顯示已選／總數，部分選取時方塊呈半選狀態。</w:t>
+            </w:r>
+          </w:p>
+        </w:tc>
+      </w:tr>
     </w:tbl>
     <w:p>
       <w:pPr>

--- a/測試數據作圖產生器_使用說明書_完整圖文版.docx
+++ b/測試數據作圖產生器_使用說明書_完整圖文版.docx
@@ -29,7 +29,7 @@
           <w:color w:val="666666"/>
           <w:sz w:val="20"/>
         </w:rPr>
-        <w:t>版本：v3.3（2026-10-20 更新）　|　淺色主題截圖版　|　檔案：測試數據作圖產生器.html</w:t>
+        <w:t>版本：v3.4（2026-10-20 更新）　|　淺色主題截圖版　|　檔案：測試數據作圖產生器.html</w:t>
       </w:r>
     </w:p>
     <w:p>
@@ -103,6 +103,48 @@
           <w:sz w:val="22"/>
         </w:rPr>
         <w:t>v2.5 起加入三項能力：一般 CSV 可一次選擇多個檔案疊圖比較、支援 FuelCell 等儀器的 .fcd 檔（自動跳過前導檔頭）、全版介面改為 Apple 原生風格。v2.6 起 IV 曲線也支援 Plotline 讀值，且所有圖表的讀值改以「表格」呈現，並修正連續點擊時畫面被誤放大的問題。</w:t>
+      </w:r>
+    </w:p>
+    <w:p>
+      <w:pPr>
+        <w:spacing w:after="120" w:before="0" w:line="300" w:lineRule="auto"/>
+      </w:pPr>
+      <w:r>
+        <w:rPr>
+          <w:rFonts w:ascii="微軟正黑體" w:hAnsi="微軟正黑體" w:eastAsia="微軟正黑體"/>
+          <w:b w:val="0"/>
+          <w:color w:val="333333"/>
+          <w:sz w:val="22"/>
+        </w:rPr>
+        <w:t xml:space="preserve">• 檔案格式：CSV／TXT／FCD／Excel（.xlsx）都可以，Excel 檔在瀏覽器內直接解析，不需安裝任何軟體；舊版 .xls 請先在 Excel 另存為 .xlsx。</w:t>
+      </w:r>
+    </w:p>
+    <w:p>
+      <w:pPr>
+        <w:spacing w:after="120" w:before="0" w:line="300" w:lineRule="auto"/>
+      </w:pPr>
+      <w:r>
+        <w:rPr>
+          <w:rFonts w:ascii="微軟正黑體" w:hAnsi="微軟正黑體" w:eastAsia="微軟正黑體"/>
+          <w:b w:val="0"/>
+          <w:color w:val="333333"/>
+          <w:sz w:val="22"/>
+        </w:rPr>
+        <w:t xml:space="preserve">• P (W) 來源：IV 選項列可選要用哪一條曲線計算功率，欄標會顯示來源曲線名稱（如「P (W) 55度IV」），切換後先前已讀出的紀錄會一併重算。</w:t>
+      </w:r>
+    </w:p>
+    <w:p>
+      <w:pPr>
+        <w:spacing w:after="120" w:before="0" w:line="300" w:lineRule="auto"/>
+      </w:pPr>
+      <w:r>
+        <w:rPr>
+          <w:rFonts w:ascii="微軟正黑體" w:hAnsi="微軟正黑體" w:eastAsia="微軟正黑體"/>
+          <w:b w:val="0"/>
+          <w:color w:val="333333"/>
+          <w:sz w:val="22"/>
+        </w:rPr>
+        <w:t xml:space="preserve">• 雙擊讀值表格的「P (W) …」欄標題，可直接跳出視窗挑選要用哪一條曲線計算功率。</w:t>
       </w:r>
     </w:p>
     <w:p>
@@ -1337,6 +1379,21 @@
           <w:sz w:val="22"/>
         </w:rPr>
         <w:t>重設：點擊「↺ 重設」，回復初始顯示範圍並移除斜率線，並一併清除拖曳框選縮放、Shift 平移、雙擊軸設定的上下限與刻度間隔，以及該圖的讀值紀錄（圖上標記與表格）與自訂 Y 軸範圍、上下限警示、斜率結果。折線圖與 IV 曲線的行為一致；折線圖的序號由所有圖共用，僅在全部讀值都清空後才歸零</w:t>
+      </w:r>
+    </w:p>
+    <w:p>
+      <w:pPr>
+        <w:pStyle w:val="ListParagraph"/>
+        <w:spacing w:after="60" w:line="288" w:lineRule="auto"/>
+      </w:pPr>
+      <w:r>
+        <w:rPr>
+          <w:rFonts w:ascii="微軟正黑體" w:hAnsi="微軟正黑體" w:eastAsia="微軟正黑體"/>
+          <w:b w:val="0"/>
+          <w:color w:val="333333"/>
+          <w:sz w:val="22"/>
+        </w:rPr>
+        <w:t xml:space="preserve">• 刻度間隔：雙擊軸設定「刻度間隔」後，畫面上的間隔就是輸入的數值（例如 0.5 就每格 0.5，不會被自動跳格改成 1）。</w:t>
       </w:r>
     </w:p>
     <w:p>
@@ -3627,6 +3684,28 @@
           </w:p>
         </w:tc>
       </w:tr>
+      <w:tr>
+        <w:tc>
+          <w:tcPr>
+            <w:tcW w:type="dxa" w:w="4514"/>
+          </w:tcPr>
+          <w:p>
+            <w:r>
+              <w:t>v3.4</w:t>
+            </w:r>
+          </w:p>
+        </w:tc>
+        <w:tc>
+          <w:tcPr>
+            <w:tcW w:type="dxa" w:w="4514"/>
+          </w:tcPr>
+          <w:p>
+            <w:r>
+              <w:t>2026-10-20　IV 曲線新增支援 Excel（.xlsx）：直接在「選擇IV曲線的CSV／TXT／FCD／Excel檔案」選 .xlsx 即可，瀏覽器內直接解析（不需安裝軟體），解析結果與 CSV 版本一致；舊版 .xls 不支援，請另存為 .xlsx。　IV 讀值表格新增「P (W) 來源」下拉選單：可指定用哪一條 IV 曲線計算功率（原固定用第一條），欄標會顯示來源曲線名稱，切換後既有讀值紀錄會一併重算。　雙擊讀值表格的「P (W) …」欄標題也會跳出來源曲線選擇視窗。　修正：手動設定軸刻度間隔時不再被「自動跳格」改成兩倍（0.5 原本會被畫成 1），畫面上的間隔就是指定值。</w:t>
+            </w:r>
+          </w:p>
+        </w:tc>
+      </w:tr>
     </w:tbl>
     <w:p>
       <w:pPr>
